--- a/Spring boot/SPRING DATA JPA.docx
+++ b/Spring boot/SPRING DATA JPA.docx
@@ -60,6 +60,7 @@
       <w:r>
         <w:rPr>
           <w:b w:val="1"/>
+          <w:bCs w:val="1"/>
           <w:sz w:val="24"/>
           <w:szCs w:val="24"/>
           <w:highlight w:val="yellow"/>
@@ -86,6 +87,7 @@
       <w:r>
         <w:rPr>
           <w:b w:val="1"/>
+          <w:bCs w:val="1"/>
           <w:sz w:val="24"/>
           <w:szCs w:val="24"/>
           <w:rtl w:val="0"/>
@@ -112,6 +114,7 @@
       <w:r>
         <w:rPr>
           <w:b w:val="1"/>
+          <w:bCs w:val="1"/>
           <w:sz w:val="24"/>
           <w:szCs w:val="24"/>
           <w:rtl w:val="0"/>
@@ -167,6 +170,7 @@
         <w:rPr>
           <w:rFonts w:ascii="Abadi" w:cs="Abadi" w:eastAsia="Abadi" w:hAnsi="Abadi"/>
           <w:b w:val="1"/>
+          <w:bCs w:val="1"/>
           <w:sz w:val="24"/>
           <w:szCs w:val="24"/>
         </w:rPr>
@@ -190,6 +194,7 @@
         <w:rPr>
           <w:rFonts w:ascii="Abadi" w:cs="Abadi" w:eastAsia="Abadi" w:hAnsi="Abadi"/>
           <w:b w:val="1"/>
+          <w:bCs w:val="1"/>
           <w:sz w:val="28"/>
           <w:szCs w:val="28"/>
         </w:rPr>
@@ -198,6 +203,7 @@
         <w:rPr>
           <w:rFonts w:ascii="Abadi" w:cs="Abadi" w:eastAsia="Abadi" w:hAnsi="Abadi"/>
           <w:b w:val="1"/>
+          <w:bCs w:val="1"/>
           <w:sz w:val="28"/>
           <w:szCs w:val="28"/>
           <w:rtl w:val="0"/>
@@ -223,6 +229,7 @@
       <w:r>
         <w:rPr>
           <w:b w:val="1"/>
+          <w:bCs w:val="1"/>
           <w:sz w:val="24"/>
           <w:szCs w:val="24"/>
           <w:highlight w:val="yellow"/>
@@ -243,6 +250,7 @@
       <w:r>
         <w:rPr>
           <w:i w:val="1"/>
+          <w:iCs w:val="1"/>
           <w:sz w:val="24"/>
           <w:szCs w:val="24"/>
           <w:rtl w:val="0"/>
@@ -260,6 +268,7 @@
       <w:r>
         <w:rPr>
           <w:i w:val="1"/>
+          <w:iCs w:val="1"/>
           <w:sz w:val="24"/>
           <w:szCs w:val="24"/>
           <w:rtl w:val="0"/>
@@ -277,6 +286,7 @@
       <w:r>
         <w:rPr>
           <w:i w:val="1"/>
+          <w:iCs w:val="1"/>
           <w:sz w:val="24"/>
           <w:szCs w:val="24"/>
           <w:rtl w:val="0"/>
@@ -294,6 +304,7 @@
       <w:r>
         <w:rPr>
           <w:i w:val="1"/>
+          <w:iCs w:val="1"/>
           <w:sz w:val="24"/>
           <w:szCs w:val="24"/>
           <w:rtl w:val="0"/>
@@ -447,7 +458,7 @@
         <w:widowControl w:val="1"/>
         <w:numPr>
           <w:ilvl w:val="0"/>
-          <w:numId w:val="2"/>
+          <w:numId w:val="1"/>
         </w:numPr>
         <w:pBdr>
           <w:top w:space="0" w:sz="0" w:val="nil"/>
@@ -463,7 +474,9 @@
         <w:rPr>
           <w:rFonts w:ascii="Aptos" w:cs="Aptos" w:eastAsia="Aptos" w:hAnsi="Aptos"/>
           <w:b w:val="1"/>
-          <w:i w:val="0"/>
+          <w:bCs w:val="1"/>
+          <w:i w:val="0"/>
+          <w:iCs w:val="0"/>
           <w:smallCaps w:val="0"/>
           <w:strike w:val="0"/>
           <w:color w:val="000000"/>
@@ -478,7 +491,9 @@
         <w:rPr>
           <w:rFonts w:ascii="Aptos" w:cs="Aptos" w:eastAsia="Aptos" w:hAnsi="Aptos"/>
           <w:b w:val="1"/>
-          <w:i w:val="0"/>
+          <w:bCs w:val="1"/>
+          <w:i w:val="0"/>
+          <w:iCs w:val="0"/>
           <w:smallCaps w:val="0"/>
           <w:strike w:val="0"/>
           <w:color w:val="000000"/>
@@ -495,7 +510,9 @@
         <w:rPr>
           <w:rFonts w:ascii="Aptos" w:cs="Aptos" w:eastAsia="Aptos" w:hAnsi="Aptos"/>
           <w:b w:val="0"/>
-          <w:i w:val="0"/>
+          <w:bCs w:val="0"/>
+          <w:i w:val="0"/>
+          <w:iCs w:val="0"/>
           <w:smallCaps w:val="0"/>
           <w:strike w:val="0"/>
           <w:color w:val="000000"/>
@@ -552,6 +569,7 @@
             <w:pPr>
               <w:rPr>
                 <w:b w:val="1"/>
+                <w:bCs w:val="1"/>
                 <w:sz w:val="24"/>
                 <w:szCs w:val="24"/>
               </w:rPr>
@@ -559,6 +577,7 @@
             <w:r>
               <w:rPr>
                 <w:b w:val="1"/>
+                <w:bCs w:val="1"/>
                 <w:sz w:val="24"/>
                 <w:szCs w:val="24"/>
                 <w:rtl w:val="0"/>
@@ -608,6 +627,7 @@
             <w:r>
               <w:rPr>
                 <w:i w:val="1"/>
+                <w:iCs w:val="1"/>
                 <w:sz w:val="24"/>
                 <w:szCs w:val="24"/>
                 <w:rtl w:val="0"/>
@@ -672,6 +692,7 @@
             <w:pPr>
               <w:rPr>
                 <w:b w:val="1"/>
+                <w:bCs w:val="1"/>
                 <w:sz w:val="24"/>
                 <w:szCs w:val="24"/>
               </w:rPr>
@@ -679,6 +700,7 @@
             <w:r>
               <w:rPr>
                 <w:b w:val="1"/>
+                <w:bCs w:val="1"/>
                 <w:sz w:val="24"/>
                 <w:szCs w:val="24"/>
                 <w:rtl w:val="0"/>
@@ -952,6 +974,7 @@
       <w:r>
         <w:rPr>
           <w:b w:val="1"/>
+          <w:bCs w:val="1"/>
           <w:rtl w:val="0"/>
         </w:rPr>
         <w:t xml:space="preserve">Note:</w:t>
@@ -971,7 +994,7 @@
         <w:widowControl w:val="1"/>
         <w:numPr>
           <w:ilvl w:val="0"/>
-          <w:numId w:val="1"/>
+          <w:numId w:val="3"/>
         </w:numPr>
         <w:pBdr>
           <w:top w:space="0" w:sz="0" w:val="nil"/>
@@ -990,7 +1013,9 @@
         <w:rPr>
           <w:rFonts w:ascii="Aptos" w:cs="Aptos" w:eastAsia="Aptos" w:hAnsi="Aptos"/>
           <w:b w:val="0"/>
-          <w:i w:val="0"/>
+          <w:bCs w:val="0"/>
+          <w:i w:val="0"/>
+          <w:iCs w:val="0"/>
           <w:smallCaps w:val="0"/>
           <w:strike w:val="0"/>
           <w:color w:val="000000"/>
@@ -1002,6 +1027,158 @@
           <w:rtl w:val="0"/>
         </w:rPr>
         <w:t xml:space="preserve">If we don’t use @JoinColumn then one column will be created in employee_bank_details table which will refer to primary key column of employee table.</w:t>
+      </w:r>
+    </w:p>
+    <w:p>
+      <w:pPr>
+        <w:keepNext w:val="0"/>
+        <w:keepLines w:val="0"/>
+        <w:pageBreakBefore w:val="0"/>
+        <w:widowControl w:val="1"/>
+        <w:numPr>
+          <w:ilvl w:val="0"/>
+          <w:numId w:val="3"/>
+        </w:numPr>
+        <w:pBdr>
+          <w:top w:space="0" w:sz="0" w:val="nil"/>
+          <w:left w:space="0" w:sz="0" w:val="nil"/>
+          <w:bottom w:space="0" w:sz="0" w:val="nil"/>
+          <w:right w:space="0" w:sz="0" w:val="nil"/>
+          <w:between w:space="0" w:sz="0" w:val="nil"/>
+        </w:pBdr>
+        <w:shd w:fill="auto" w:val="clear"/>
+        <w:spacing w:after="160" w:before="0" w:line="259" w:lineRule="auto"/>
+        <w:ind w:left="720" w:right="0" w:hanging="360"/>
+        <w:jc w:val="left"/>
+        <w:rPr>
+          <w:rFonts w:ascii="Aptos" w:cs="Aptos" w:eastAsia="Aptos" w:hAnsi="Aptos"/>
+          <w:b w:val="0"/>
+          <w:bCs w:val="0"/>
+          <w:i w:val="0"/>
+          <w:iCs w:val="0"/>
+          <w:smallCaps w:val="0"/>
+          <w:strike w:val="0"/>
+          <w:color w:val="000000"/>
+          <w:sz w:val="24"/>
+          <w:szCs w:val="24"/>
+          <w:u w:val="none"/>
+          <w:shd w:fill="auto" w:val="clear"/>
+          <w:vertAlign w:val="baseline"/>
+        </w:rPr>
+      </w:pPr>
+      <w:r>
+        <w:rPr>
+          <w:rFonts w:ascii="Aptos" w:cs="Aptos" w:eastAsia="Aptos" w:hAnsi="Aptos"/>
+          <w:b w:val="0"/>
+          <w:bCs w:val="0"/>
+          <w:i w:val="0"/>
+          <w:iCs w:val="0"/>
+          <w:smallCaps w:val="0"/>
+          <w:strike w:val="0"/>
+          <w:color w:val="000000"/>
+          <w:sz w:val="22"/>
+          <w:szCs w:val="22"/>
+          <w:u w:val="none"/>
+          <w:shd w:fill="auto" w:val="clear"/>
+          <w:vertAlign w:val="baseline"/>
+          <w:rtl w:val="0"/>
+        </w:rPr>
+        <w:t xml:space="preserve">The </w:t>
+      </w:r>
+      <w:r>
+        <w:rPr>
+          <w:rFonts w:ascii="Aptos" w:cs="Aptos" w:eastAsia="Aptos" w:hAnsi="Aptos"/>
+          <w:b w:val="0"/>
+          <w:bCs w:val="0"/>
+          <w:i w:val="1"/>
+          <w:iCs w:val="1"/>
+          <w:smallCaps w:val="0"/>
+          <w:strike w:val="0"/>
+          <w:color w:val="000000"/>
+          <w:sz w:val="22"/>
+          <w:szCs w:val="22"/>
+          <w:u w:val="none"/>
+          <w:shd w:fill="auto" w:val="clear"/>
+          <w:vertAlign w:val="baseline"/>
+          <w:rtl w:val="0"/>
+        </w:rPr>
+        <w:t xml:space="preserve">@JoinColumn</w:t>
+      </w:r>
+      <w:r>
+        <w:rPr>
+          <w:rFonts w:ascii="Aptos" w:cs="Aptos" w:eastAsia="Aptos" w:hAnsi="Aptos"/>
+          <w:b w:val="0"/>
+          <w:bCs w:val="0"/>
+          <w:i w:val="0"/>
+          <w:iCs w:val="0"/>
+          <w:smallCaps w:val="0"/>
+          <w:strike w:val="0"/>
+          <w:color w:val="000000"/>
+          <w:sz w:val="22"/>
+          <w:szCs w:val="22"/>
+          <w:u w:val="none"/>
+          <w:shd w:fill="auto" w:val="clear"/>
+          <w:vertAlign w:val="baseline"/>
+          <w:rtl w:val="0"/>
+        </w:rPr>
+        <w:t xml:space="preserve"> annotation combined with a </w:t>
+      </w:r>
+      <w:r>
+        <w:rPr>
+          <w:rFonts w:ascii="Aptos" w:cs="Aptos" w:eastAsia="Aptos" w:hAnsi="Aptos"/>
+          <w:b w:val="0"/>
+          <w:bCs w:val="0"/>
+          <w:i w:val="1"/>
+          <w:iCs w:val="1"/>
+          <w:smallCaps w:val="0"/>
+          <w:strike w:val="0"/>
+          <w:color w:val="000000"/>
+          <w:sz w:val="22"/>
+          <w:szCs w:val="22"/>
+          <w:u w:val="none"/>
+          <w:shd w:fill="auto" w:val="clear"/>
+          <w:vertAlign w:val="baseline"/>
+          <w:rtl w:val="0"/>
+        </w:rPr>
+        <w:t xml:space="preserve">@OneToOne</w:t>
+      </w:r>
+      <w:r>
+        <w:rPr>
+          <w:rFonts w:ascii="Aptos" w:cs="Aptos" w:eastAsia="Aptos" w:hAnsi="Aptos"/>
+          <w:b w:val="0"/>
+          <w:bCs w:val="0"/>
+          <w:i w:val="0"/>
+          <w:iCs w:val="0"/>
+          <w:smallCaps w:val="0"/>
+          <w:strike w:val="0"/>
+          <w:color w:val="000000"/>
+          <w:sz w:val="22"/>
+          <w:szCs w:val="22"/>
+          <w:u w:val="none"/>
+          <w:shd w:fill="auto" w:val="clear"/>
+          <w:vertAlign w:val="baseline"/>
+          <w:rtl w:val="0"/>
+        </w:rPr>
+        <w:t xml:space="preserve"> mapping indicates which column to use from the owner entity (employee_bank_details) which will refer to the primary key column of reference entity (employee).</w:t>
+      </w:r>
+      <w:r>
+        <w:rPr>
+          <w:rtl w:val="0"/>
+        </w:rPr>
+      </w:r>
+    </w:p>
+    <w:p>
+      <w:pPr>
+        <w:ind w:left="720" w:firstLine="0"/>
+        <w:rPr>
+          <w:sz w:val="24"/>
+          <w:szCs w:val="24"/>
+        </w:rPr>
+      </w:pPr>
+      <w:r>
+        <w:rPr>
+          <w:rtl w:val="0"/>
+        </w:rPr>
       </w:r>
     </w:p>
     <w:p>
@@ -1027,148 +1204,10 @@
         <w:jc w:val="left"/>
         <w:rPr>
           <w:rFonts w:ascii="Aptos" w:cs="Aptos" w:eastAsia="Aptos" w:hAnsi="Aptos"/>
-          <w:b w:val="0"/>
-          <w:i w:val="0"/>
-          <w:smallCaps w:val="0"/>
-          <w:strike w:val="0"/>
-          <w:color w:val="000000"/>
-          <w:sz w:val="24"/>
-          <w:szCs w:val="24"/>
-          <w:u w:val="none"/>
-          <w:shd w:fill="auto" w:val="clear"/>
-          <w:vertAlign w:val="baseline"/>
-        </w:rPr>
-      </w:pPr>
-      <w:r>
-        <w:rPr>
-          <w:rFonts w:ascii="Aptos" w:cs="Aptos" w:eastAsia="Aptos" w:hAnsi="Aptos"/>
-          <w:b w:val="0"/>
-          <w:i w:val="0"/>
-          <w:smallCaps w:val="0"/>
-          <w:strike w:val="0"/>
-          <w:color w:val="000000"/>
-          <w:sz w:val="22"/>
-          <w:szCs w:val="22"/>
-          <w:u w:val="none"/>
-          <w:shd w:fill="auto" w:val="clear"/>
-          <w:vertAlign w:val="baseline"/>
-          <w:rtl w:val="0"/>
-        </w:rPr>
-        <w:t xml:space="preserve">The </w:t>
-      </w:r>
-      <w:r>
-        <w:rPr>
-          <w:rFonts w:ascii="Aptos" w:cs="Aptos" w:eastAsia="Aptos" w:hAnsi="Aptos"/>
-          <w:b w:val="0"/>
-          <w:i w:val="1"/>
-          <w:smallCaps w:val="0"/>
-          <w:strike w:val="0"/>
-          <w:color w:val="000000"/>
-          <w:sz w:val="22"/>
-          <w:szCs w:val="22"/>
-          <w:u w:val="none"/>
-          <w:shd w:fill="auto" w:val="clear"/>
-          <w:vertAlign w:val="baseline"/>
-          <w:rtl w:val="0"/>
-        </w:rPr>
-        <w:t xml:space="preserve">@JoinColumn</w:t>
-      </w:r>
-      <w:r>
-        <w:rPr>
-          <w:rFonts w:ascii="Aptos" w:cs="Aptos" w:eastAsia="Aptos" w:hAnsi="Aptos"/>
-          <w:b w:val="0"/>
-          <w:i w:val="0"/>
-          <w:smallCaps w:val="0"/>
-          <w:strike w:val="0"/>
-          <w:color w:val="000000"/>
-          <w:sz w:val="22"/>
-          <w:szCs w:val="22"/>
-          <w:u w:val="none"/>
-          <w:shd w:fill="auto" w:val="clear"/>
-          <w:vertAlign w:val="baseline"/>
-          <w:rtl w:val="0"/>
-        </w:rPr>
-        <w:t xml:space="preserve"> annotation combined with a </w:t>
-      </w:r>
-      <w:r>
-        <w:rPr>
-          <w:rFonts w:ascii="Aptos" w:cs="Aptos" w:eastAsia="Aptos" w:hAnsi="Aptos"/>
-          <w:b w:val="0"/>
-          <w:i w:val="1"/>
-          <w:smallCaps w:val="0"/>
-          <w:strike w:val="0"/>
-          <w:color w:val="000000"/>
-          <w:sz w:val="22"/>
-          <w:szCs w:val="22"/>
-          <w:u w:val="none"/>
-          <w:shd w:fill="auto" w:val="clear"/>
-          <w:vertAlign w:val="baseline"/>
-          <w:rtl w:val="0"/>
-        </w:rPr>
-        <w:t xml:space="preserve">@OneToOne</w:t>
-      </w:r>
-      <w:r>
-        <w:rPr>
-          <w:rFonts w:ascii="Aptos" w:cs="Aptos" w:eastAsia="Aptos" w:hAnsi="Aptos"/>
-          <w:b w:val="0"/>
-          <w:i w:val="0"/>
-          <w:smallCaps w:val="0"/>
-          <w:strike w:val="0"/>
-          <w:color w:val="000000"/>
-          <w:sz w:val="22"/>
-          <w:szCs w:val="22"/>
-          <w:u w:val="none"/>
-          <w:shd w:fill="auto" w:val="clear"/>
-          <w:vertAlign w:val="baseline"/>
-          <w:rtl w:val="0"/>
-        </w:rPr>
-        <w:t xml:space="preserve"> mapping indicates which column to use from the owner entity (employee_bank_details) which will refer to the primary key column of reference entity (employee).</w:t>
-      </w:r>
-      <w:r>
-        <w:rPr>
-          <w:rtl w:val="0"/>
-        </w:rPr>
-      </w:r>
-    </w:p>
-    <w:p>
-      <w:pPr>
-        <w:ind w:left="720" w:firstLine="0"/>
-        <w:rPr>
-          <w:sz w:val="24"/>
-          <w:szCs w:val="24"/>
-        </w:rPr>
-      </w:pPr>
-      <w:r>
-        <w:rPr>
-          <w:rtl w:val="0"/>
-        </w:rPr>
-      </w:r>
-    </w:p>
-    <w:p>
-      <w:pPr>
-        <w:keepNext w:val="0"/>
-        <w:keepLines w:val="0"/>
-        <w:pageBreakBefore w:val="0"/>
-        <w:widowControl w:val="1"/>
-        <w:numPr>
-          <w:ilvl w:val="0"/>
-          <w:numId w:val="2"/>
-        </w:numPr>
-        <w:pBdr>
-          <w:top w:space="0" w:sz="0" w:val="nil"/>
-          <w:left w:space="0" w:sz="0" w:val="nil"/>
-          <w:bottom w:space="0" w:sz="0" w:val="nil"/>
-          <w:right w:space="0" w:sz="0" w:val="nil"/>
-          <w:between w:space="0" w:sz="0" w:val="nil"/>
-        </w:pBdr>
-        <w:shd w:fill="auto" w:val="clear"/>
-        <w:spacing w:after="160" w:before="0" w:line="259" w:lineRule="auto"/>
-        <w:ind w:left="720" w:right="0" w:hanging="360"/>
-        <w:jc w:val="left"/>
-        <w:rPr>
-          <w:rFonts w:ascii="Aptos" w:cs="Aptos" w:eastAsia="Aptos" w:hAnsi="Aptos"/>
           <w:b w:val="1"/>
-          <w:i w:val="0"/>
+          <w:bCs w:val="1"/>
+          <w:i w:val="0"/>
+          <w:iCs w:val="0"/>
           <w:smallCaps w:val="0"/>
           <w:strike w:val="0"/>
           <w:color w:val="000000"/>
@@ -1183,7 +1222,9 @@
         <w:rPr>
           <w:rFonts w:ascii="Aptos" w:cs="Aptos" w:eastAsia="Aptos" w:hAnsi="Aptos"/>
           <w:b w:val="1"/>
-          <w:i w:val="0"/>
+          <w:bCs w:val="1"/>
+          <w:i w:val="0"/>
+          <w:iCs w:val="0"/>
           <w:smallCaps w:val="0"/>
           <w:strike w:val="0"/>
           <w:color w:val="000000"/>
@@ -1251,6 +1292,7 @@
             <w:pPr>
               <w:rPr>
                 <w:b w:val="1"/>
+                <w:bCs w:val="1"/>
                 <w:sz w:val="24"/>
                 <w:szCs w:val="24"/>
               </w:rPr>
@@ -1258,6 +1300,7 @@
             <w:r>
               <w:rPr>
                 <w:b w:val="1"/>
+                <w:bCs w:val="1"/>
                 <w:sz w:val="24"/>
                 <w:szCs w:val="24"/>
                 <w:rtl w:val="0"/>
@@ -1297,6 +1340,7 @@
             <w:pPr>
               <w:rPr>
                 <w:b w:val="1"/>
+                <w:bCs w:val="1"/>
                 <w:sz w:val="24"/>
                 <w:szCs w:val="24"/>
               </w:rPr>
@@ -1328,6 +1372,7 @@
             <w:pPr>
               <w:rPr>
                 <w:b w:val="1"/>
+                <w:bCs w:val="1"/>
                 <w:sz w:val="24"/>
                 <w:szCs w:val="24"/>
               </w:rPr>
@@ -1335,6 +1380,7 @@
             <w:r>
               <w:rPr>
                 <w:b w:val="1"/>
+                <w:bCs w:val="1"/>
                 <w:sz w:val="24"/>
                 <w:szCs w:val="24"/>
                 <w:rtl w:val="0"/>
@@ -1410,6 +1456,7 @@
             <w:pPr>
               <w:rPr>
                 <w:b w:val="1"/>
+                <w:bCs w:val="1"/>
                 <w:sz w:val="24"/>
                 <w:szCs w:val="24"/>
               </w:rPr>
@@ -1489,6 +1536,7 @@
             <w:pPr>
               <w:rPr>
                 <w:b w:val="1"/>
+                <w:bCs w:val="1"/>
                 <w:sz w:val="24"/>
                 <w:szCs w:val="24"/>
               </w:rPr>
@@ -1551,6 +1599,7 @@
             <w:pPr>
               <w:rPr>
                 <w:b w:val="1"/>
+                <w:bCs w:val="1"/>
                 <w:sz w:val="24"/>
                 <w:szCs w:val="24"/>
               </w:rPr>
@@ -1568,6 +1617,7 @@
       <w:pPr>
         <w:rPr>
           <w:b w:val="1"/>
+          <w:bCs w:val="1"/>
           <w:sz w:val="24"/>
           <w:szCs w:val="24"/>
         </w:rPr>
@@ -1588,6 +1638,7 @@
       <w:r>
         <w:rPr>
           <w:b w:val="1"/>
+          <w:bCs w:val="1"/>
           <w:sz w:val="24"/>
           <w:szCs w:val="24"/>
           <w:rtl w:val="0"/>
@@ -1601,287 +1652,6 @@
           <w:rtl w:val="0"/>
         </w:rPr>
         <w:t xml:space="preserve"> </w:t>
-      </w:r>
-    </w:p>
-    <w:p>
-      <w:pPr>
-        <w:keepNext w:val="0"/>
-        <w:keepLines w:val="0"/>
-        <w:pageBreakBefore w:val="0"/>
-        <w:widowControl w:val="1"/>
-        <w:numPr>
-          <w:ilvl w:val="0"/>
-          <w:numId w:val="3"/>
-        </w:numPr>
-        <w:pBdr>
-          <w:top w:space="0" w:sz="0" w:val="nil"/>
-          <w:left w:space="0" w:sz="0" w:val="nil"/>
-          <w:bottom w:space="0" w:sz="0" w:val="nil"/>
-          <w:right w:space="0" w:sz="0" w:val="nil"/>
-          <w:between w:space="0" w:sz="0" w:val="nil"/>
-        </w:pBdr>
-        <w:shd w:fill="auto" w:val="clear"/>
-        <w:spacing w:after="0" w:before="0" w:line="259" w:lineRule="auto"/>
-        <w:ind w:left="720" w:right="0" w:hanging="360"/>
-        <w:jc w:val="left"/>
-        <w:rPr/>
-      </w:pPr>
-      <w:r>
-        <w:rPr>
-          <w:rFonts w:ascii="Aptos" w:cs="Aptos" w:eastAsia="Aptos" w:hAnsi="Aptos"/>
-          <w:b w:val="0"/>
-          <w:i w:val="0"/>
-          <w:smallCaps w:val="0"/>
-          <w:strike w:val="0"/>
-          <w:color w:val="000000"/>
-          <w:sz w:val="22"/>
-          <w:szCs w:val="22"/>
-          <w:u w:val="none"/>
-          <w:shd w:fill="auto" w:val="clear"/>
-          <w:vertAlign w:val="baseline"/>
-          <w:rtl w:val="0"/>
-        </w:rPr>
-        <w:t xml:space="preserve">If we don’t use @JoinColumn then one column will be created in the student table which will refer to primary key column of department table.</w:t>
-      </w:r>
-    </w:p>
-    <w:p>
-      <w:pPr>
-        <w:keepNext w:val="0"/>
-        <w:keepLines w:val="0"/>
-        <w:pageBreakBefore w:val="0"/>
-        <w:widowControl w:val="1"/>
-        <w:numPr>
-          <w:ilvl w:val="0"/>
-          <w:numId w:val="3"/>
-        </w:numPr>
-        <w:pBdr>
-          <w:top w:space="0" w:sz="0" w:val="nil"/>
-          <w:left w:space="0" w:sz="0" w:val="nil"/>
-          <w:bottom w:space="0" w:sz="0" w:val="nil"/>
-          <w:right w:space="0" w:sz="0" w:val="nil"/>
-          <w:between w:space="0" w:sz="0" w:val="nil"/>
-        </w:pBdr>
-        <w:shd w:fill="auto" w:val="clear"/>
-        <w:spacing w:after="0" w:before="0" w:line="259" w:lineRule="auto"/>
-        <w:ind w:left="720" w:right="0" w:hanging="360"/>
-        <w:jc w:val="left"/>
-        <w:rPr/>
-      </w:pPr>
-      <w:r>
-        <w:rPr>
-          <w:rFonts w:ascii="Aptos" w:cs="Aptos" w:eastAsia="Aptos" w:hAnsi="Aptos"/>
-          <w:b w:val="0"/>
-          <w:i w:val="0"/>
-          <w:smallCaps w:val="0"/>
-          <w:strike w:val="0"/>
-          <w:color w:val="000000"/>
-          <w:sz w:val="22"/>
-          <w:szCs w:val="22"/>
-          <w:u w:val="none"/>
-          <w:shd w:fill="auto" w:val="clear"/>
-          <w:vertAlign w:val="baseline"/>
-          <w:rtl w:val="0"/>
-        </w:rPr>
-        <w:t xml:space="preserve">The difference between the functionality of @OneToOne and @OneToMany is that when we used @OneToOne in EmployeeBankDetails, it created the foreign key column in employee_bank_details table itself but when we use @OneToMany in Department it doesn’t create the foreign key column in department table but in the student table.</w:t>
-      </w:r>
-    </w:p>
-    <w:p>
-      <w:pPr>
-        <w:keepNext w:val="0"/>
-        <w:keepLines w:val="0"/>
-        <w:pageBreakBefore w:val="0"/>
-        <w:widowControl w:val="1"/>
-        <w:numPr>
-          <w:ilvl w:val="0"/>
-          <w:numId w:val="3"/>
-        </w:numPr>
-        <w:pBdr>
-          <w:top w:space="0" w:sz="0" w:val="nil"/>
-          <w:left w:space="0" w:sz="0" w:val="nil"/>
-          <w:bottom w:space="0" w:sz="0" w:val="nil"/>
-          <w:right w:space="0" w:sz="0" w:val="nil"/>
-          <w:between w:space="0" w:sz="0" w:val="nil"/>
-        </w:pBdr>
-        <w:shd w:fill="auto" w:val="clear"/>
-        <w:spacing w:after="0" w:before="0" w:line="259" w:lineRule="auto"/>
-        <w:ind w:left="720" w:right="0" w:hanging="360"/>
-        <w:jc w:val="left"/>
-        <w:rPr>
-          <w:rFonts w:ascii="Aptos" w:cs="Aptos" w:eastAsia="Aptos" w:hAnsi="Aptos"/>
-          <w:b w:val="0"/>
-          <w:i w:val="0"/>
-          <w:smallCaps w:val="0"/>
-          <w:strike w:val="0"/>
-          <w:color w:val="000000"/>
-          <w:sz w:val="24"/>
-          <w:szCs w:val="24"/>
-          <w:u w:val="none"/>
-          <w:shd w:fill="auto" w:val="clear"/>
-          <w:vertAlign w:val="baseline"/>
-        </w:rPr>
-      </w:pPr>
-      <w:r>
-        <w:rPr>
-          <w:rFonts w:ascii="Aptos" w:cs="Aptos" w:eastAsia="Aptos" w:hAnsi="Aptos"/>
-          <w:b w:val="0"/>
-          <w:i w:val="0"/>
-          <w:smallCaps w:val="0"/>
-          <w:strike w:val="0"/>
-          <w:color w:val="000000"/>
-          <w:sz w:val="22"/>
-          <w:szCs w:val="22"/>
-          <w:u w:val="none"/>
-          <w:shd w:fill="auto" w:val="clear"/>
-          <w:vertAlign w:val="baseline"/>
-          <w:rtl w:val="0"/>
-        </w:rPr>
-        <w:t xml:space="preserve">The </w:t>
-      </w:r>
-      <w:hyperlink r:id="rId7">
-        <w:r>
-          <w:rPr>
-            <w:rFonts w:ascii="Aptos" w:cs="Aptos" w:eastAsia="Aptos" w:hAnsi="Aptos"/>
-            <w:b w:val="0"/>
-            <w:i w:val="1"/>
-            <w:smallCaps w:val="0"/>
-            <w:strike w:val="0"/>
-            <w:color w:val="467886"/>
-            <w:sz w:val="22"/>
-            <w:szCs w:val="22"/>
-            <w:u w:val="single"/>
-            <w:shd w:fill="auto" w:val="clear"/>
-            <w:vertAlign w:val="baseline"/>
-            <w:rtl w:val="0"/>
-          </w:rPr>
-          <w:t xml:space="preserve">@JoinColumn</w:t>
-        </w:r>
-      </w:hyperlink>
-      <w:r>
-        <w:rPr>
-          <w:rFonts w:ascii="Aptos" w:cs="Aptos" w:eastAsia="Aptos" w:hAnsi="Aptos"/>
-          <w:b w:val="0"/>
-          <w:i w:val="0"/>
-          <w:smallCaps w:val="0"/>
-          <w:strike w:val="0"/>
-          <w:color w:val="000000"/>
-          <w:sz w:val="22"/>
-          <w:szCs w:val="22"/>
-          <w:u w:val="none"/>
-          <w:shd w:fill="auto" w:val="clear"/>
-          <w:vertAlign w:val="baseline"/>
-          <w:rtl w:val="0"/>
-        </w:rPr>
-        <w:t xml:space="preserve"> annotation specifies the foreign key column in the </w:t>
-      </w:r>
-      <w:r>
-        <w:rPr>
-          <w:rFonts w:ascii="Aptos" w:cs="Aptos" w:eastAsia="Aptos" w:hAnsi="Aptos"/>
-          <w:b w:val="0"/>
-          <w:i w:val="1"/>
-          <w:smallCaps w:val="0"/>
-          <w:strike w:val="0"/>
-          <w:color w:val="000000"/>
-          <w:sz w:val="22"/>
-          <w:szCs w:val="22"/>
-          <w:u w:val="none"/>
-          <w:shd w:fill="auto" w:val="clear"/>
-          <w:vertAlign w:val="baseline"/>
-          <w:rtl w:val="0"/>
-        </w:rPr>
-        <w:t xml:space="preserve">student</w:t>
-      </w:r>
-      <w:r>
-        <w:rPr>
-          <w:rFonts w:ascii="Aptos" w:cs="Aptos" w:eastAsia="Aptos" w:hAnsi="Aptos"/>
-          <w:b w:val="0"/>
-          <w:i w:val="0"/>
-          <w:smallCaps w:val="0"/>
-          <w:strike w:val="0"/>
-          <w:color w:val="000000"/>
-          <w:sz w:val="22"/>
-          <w:szCs w:val="22"/>
-          <w:u w:val="none"/>
-          <w:shd w:fill="auto" w:val="clear"/>
-          <w:vertAlign w:val="baseline"/>
-          <w:rtl w:val="0"/>
-        </w:rPr>
-        <w:t xml:space="preserve"> table which is referencing the </w:t>
-      </w:r>
-      <w:r>
-        <w:rPr>
-          <w:rFonts w:ascii="Aptos" w:cs="Aptos" w:eastAsia="Aptos" w:hAnsi="Aptos"/>
-          <w:b w:val="0"/>
-          <w:i w:val="1"/>
-          <w:smallCaps w:val="0"/>
-          <w:strike w:val="0"/>
-          <w:color w:val="000000"/>
-          <w:sz w:val="22"/>
-          <w:szCs w:val="22"/>
-          <w:u w:val="none"/>
-          <w:shd w:fill="auto" w:val="clear"/>
-          <w:vertAlign w:val="baseline"/>
-          <w:rtl w:val="0"/>
-        </w:rPr>
-        <w:t xml:space="preserve">Department</w:t>
-      </w:r>
-      <w:r>
-        <w:rPr>
-          <w:rFonts w:ascii="Aptos" w:cs="Aptos" w:eastAsia="Aptos" w:hAnsi="Aptos"/>
-          <w:b w:val="0"/>
-          <w:i w:val="0"/>
-          <w:smallCaps w:val="0"/>
-          <w:strike w:val="0"/>
-          <w:color w:val="000000"/>
-          <w:sz w:val="22"/>
-          <w:szCs w:val="22"/>
-          <w:u w:val="none"/>
-          <w:shd w:fill="auto" w:val="clear"/>
-          <w:vertAlign w:val="baseline"/>
-          <w:rtl w:val="0"/>
-        </w:rPr>
-        <w:t xml:space="preserve"> table primary column.</w:t>
-      </w:r>
-      <w:r>
-        <w:rPr>
-          <w:rtl w:val="0"/>
-        </w:rPr>
-      </w:r>
-    </w:p>
-    <w:p>
-      <w:pPr>
-        <w:keepNext w:val="0"/>
-        <w:keepLines w:val="0"/>
-        <w:pageBreakBefore w:val="0"/>
-        <w:widowControl w:val="1"/>
-        <w:pBdr>
-          <w:top w:space="0" w:sz="0" w:val="nil"/>
-          <w:left w:space="0" w:sz="0" w:val="nil"/>
-          <w:bottom w:space="0" w:sz="0" w:val="nil"/>
-          <w:right w:space="0" w:sz="0" w:val="nil"/>
-          <w:between w:space="0" w:sz="0" w:val="nil"/>
-        </w:pBdr>
-        <w:shd w:fill="auto" w:val="clear"/>
-        <w:spacing w:after="0" w:before="0" w:line="259" w:lineRule="auto"/>
-        <w:ind w:left="720" w:right="0" w:firstLine="0"/>
-        <w:jc w:val="left"/>
-        <w:rPr>
-          <w:rFonts w:ascii="Aptos" w:cs="Aptos" w:eastAsia="Aptos" w:hAnsi="Aptos"/>
-          <w:b w:val="0"/>
-          <w:i w:val="0"/>
-          <w:smallCaps w:val="0"/>
-          <w:strike w:val="0"/>
-          <w:color w:val="000000"/>
-          <w:sz w:val="24"/>
-          <w:szCs w:val="24"/>
-          <w:u w:val="none"/>
-          <w:shd w:fill="auto" w:val="clear"/>
-          <w:vertAlign w:val="baseline"/>
-        </w:rPr>
-      </w:pPr>
-      <w:r>
-        <w:rPr>
-          <w:rtl w:val="0"/>
-        </w:rPr>
       </w:r>
     </w:p>
     <w:p>
@@ -1902,13 +1672,318 @@
           <w:between w:space="0" w:sz="0" w:val="nil"/>
         </w:pBdr>
         <w:shd w:fill="auto" w:val="clear"/>
+        <w:spacing w:after="0" w:before="0" w:line="259" w:lineRule="auto"/>
+        <w:ind w:left="720" w:right="0" w:hanging="360"/>
+        <w:jc w:val="left"/>
+        <w:rPr/>
+      </w:pPr>
+      <w:r>
+        <w:rPr>
+          <w:rFonts w:ascii="Aptos" w:cs="Aptos" w:eastAsia="Aptos" w:hAnsi="Aptos"/>
+          <w:b w:val="0"/>
+          <w:bCs w:val="0"/>
+          <w:i w:val="0"/>
+          <w:iCs w:val="0"/>
+          <w:smallCaps w:val="0"/>
+          <w:strike w:val="0"/>
+          <w:color w:val="000000"/>
+          <w:sz w:val="22"/>
+          <w:szCs w:val="22"/>
+          <w:u w:val="none"/>
+          <w:shd w:fill="auto" w:val="clear"/>
+          <w:vertAlign w:val="baseline"/>
+          <w:rtl w:val="0"/>
+        </w:rPr>
+        <w:t xml:space="preserve">If we don’t use @JoinColumn then one column will be created in the student table which will refer to primary key column of department table.</w:t>
+      </w:r>
+    </w:p>
+    <w:p>
+      <w:pPr>
+        <w:keepNext w:val="0"/>
+        <w:keepLines w:val="0"/>
+        <w:pageBreakBefore w:val="0"/>
+        <w:widowControl w:val="1"/>
+        <w:numPr>
+          <w:ilvl w:val="0"/>
+          <w:numId w:val="2"/>
+        </w:numPr>
+        <w:pBdr>
+          <w:top w:space="0" w:sz="0" w:val="nil"/>
+          <w:left w:space="0" w:sz="0" w:val="nil"/>
+          <w:bottom w:space="0" w:sz="0" w:val="nil"/>
+          <w:right w:space="0" w:sz="0" w:val="nil"/>
+          <w:between w:space="0" w:sz="0" w:val="nil"/>
+        </w:pBdr>
+        <w:shd w:fill="auto" w:val="clear"/>
+        <w:spacing w:after="0" w:before="0" w:line="259" w:lineRule="auto"/>
+        <w:ind w:left="720" w:right="0" w:hanging="360"/>
+        <w:jc w:val="left"/>
+        <w:rPr/>
+      </w:pPr>
+      <w:r>
+        <w:rPr>
+          <w:rFonts w:ascii="Aptos" w:cs="Aptos" w:eastAsia="Aptos" w:hAnsi="Aptos"/>
+          <w:b w:val="0"/>
+          <w:bCs w:val="0"/>
+          <w:i w:val="0"/>
+          <w:iCs w:val="0"/>
+          <w:smallCaps w:val="0"/>
+          <w:strike w:val="0"/>
+          <w:color w:val="000000"/>
+          <w:sz w:val="22"/>
+          <w:szCs w:val="22"/>
+          <w:u w:val="none"/>
+          <w:shd w:fill="auto" w:val="clear"/>
+          <w:vertAlign w:val="baseline"/>
+          <w:rtl w:val="0"/>
+        </w:rPr>
+        <w:t xml:space="preserve">The difference between the functionality of @OneToOne and @OneToMany is that when we used @OneToOne in EmployeeBankDetails, it created the foreign key column in employee_bank_details table itself but when we use @OneToMany in Department it doesn’t create the foreign key column in department table but in the student table.</w:t>
+      </w:r>
+    </w:p>
+    <w:p>
+      <w:pPr>
+        <w:keepNext w:val="0"/>
+        <w:keepLines w:val="0"/>
+        <w:pageBreakBefore w:val="0"/>
+        <w:widowControl w:val="1"/>
+        <w:numPr>
+          <w:ilvl w:val="0"/>
+          <w:numId w:val="2"/>
+        </w:numPr>
+        <w:pBdr>
+          <w:top w:space="0" w:sz="0" w:val="nil"/>
+          <w:left w:space="0" w:sz="0" w:val="nil"/>
+          <w:bottom w:space="0" w:sz="0" w:val="nil"/>
+          <w:right w:space="0" w:sz="0" w:val="nil"/>
+          <w:between w:space="0" w:sz="0" w:val="nil"/>
+        </w:pBdr>
+        <w:shd w:fill="auto" w:val="clear"/>
+        <w:spacing w:after="0" w:before="0" w:line="259" w:lineRule="auto"/>
+        <w:ind w:left="720" w:right="0" w:hanging="360"/>
+        <w:jc w:val="left"/>
+        <w:rPr>
+          <w:rFonts w:ascii="Aptos" w:cs="Aptos" w:eastAsia="Aptos" w:hAnsi="Aptos"/>
+          <w:b w:val="0"/>
+          <w:bCs w:val="0"/>
+          <w:i w:val="0"/>
+          <w:iCs w:val="0"/>
+          <w:smallCaps w:val="0"/>
+          <w:strike w:val="0"/>
+          <w:color w:val="000000"/>
+          <w:sz w:val="24"/>
+          <w:szCs w:val="24"/>
+          <w:u w:val="none"/>
+          <w:shd w:fill="auto" w:val="clear"/>
+          <w:vertAlign w:val="baseline"/>
+        </w:rPr>
+      </w:pPr>
+      <w:r>
+        <w:rPr>
+          <w:rFonts w:ascii="Aptos" w:cs="Aptos" w:eastAsia="Aptos" w:hAnsi="Aptos"/>
+          <w:b w:val="0"/>
+          <w:bCs w:val="0"/>
+          <w:i w:val="0"/>
+          <w:iCs w:val="0"/>
+          <w:smallCaps w:val="0"/>
+          <w:strike w:val="0"/>
+          <w:color w:val="000000"/>
+          <w:sz w:val="22"/>
+          <w:szCs w:val="22"/>
+          <w:u w:val="none"/>
+          <w:shd w:fill="auto" w:val="clear"/>
+          <w:vertAlign w:val="baseline"/>
+          <w:rtl w:val="0"/>
+        </w:rPr>
+        <w:t xml:space="preserve">The </w:t>
+      </w:r>
+      <w:hyperlink r:id="rId7">
+        <w:r>
+          <w:rPr>
+            <w:rFonts w:ascii="Aptos" w:cs="Aptos" w:eastAsia="Aptos" w:hAnsi="Aptos"/>
+            <w:b w:val="0"/>
+            <w:bCs w:val="0"/>
+            <w:i w:val="1"/>
+            <w:iCs w:val="1"/>
+            <w:smallCaps w:val="0"/>
+            <w:strike w:val="0"/>
+            <w:color w:val="467886"/>
+            <w:sz w:val="22"/>
+            <w:szCs w:val="22"/>
+            <w:u w:val="single"/>
+            <w:shd w:fill="auto" w:val="clear"/>
+            <w:vertAlign w:val="baseline"/>
+            <w:rtl w:val="0"/>
+          </w:rPr>
+          <w:t xml:space="preserve">@JoinColumn</w:t>
+        </w:r>
+      </w:hyperlink>
+      <w:r>
+        <w:rPr>
+          <w:rFonts w:ascii="Aptos" w:cs="Aptos" w:eastAsia="Aptos" w:hAnsi="Aptos"/>
+          <w:b w:val="0"/>
+          <w:bCs w:val="0"/>
+          <w:i w:val="0"/>
+          <w:iCs w:val="0"/>
+          <w:smallCaps w:val="0"/>
+          <w:strike w:val="0"/>
+          <w:color w:val="000000"/>
+          <w:sz w:val="22"/>
+          <w:szCs w:val="22"/>
+          <w:u w:val="none"/>
+          <w:shd w:fill="auto" w:val="clear"/>
+          <w:vertAlign w:val="baseline"/>
+          <w:rtl w:val="0"/>
+        </w:rPr>
+        <w:t xml:space="preserve"> annotation specifies the foreign key column in the </w:t>
+      </w:r>
+      <w:r>
+        <w:rPr>
+          <w:rFonts w:ascii="Aptos" w:cs="Aptos" w:eastAsia="Aptos" w:hAnsi="Aptos"/>
+          <w:b w:val="0"/>
+          <w:bCs w:val="0"/>
+          <w:i w:val="1"/>
+          <w:iCs w:val="1"/>
+          <w:smallCaps w:val="0"/>
+          <w:strike w:val="0"/>
+          <w:color w:val="000000"/>
+          <w:sz w:val="22"/>
+          <w:szCs w:val="22"/>
+          <w:u w:val="none"/>
+          <w:shd w:fill="auto" w:val="clear"/>
+          <w:vertAlign w:val="baseline"/>
+          <w:rtl w:val="0"/>
+        </w:rPr>
+        <w:t xml:space="preserve">student</w:t>
+      </w:r>
+      <w:r>
+        <w:rPr>
+          <w:rFonts w:ascii="Aptos" w:cs="Aptos" w:eastAsia="Aptos" w:hAnsi="Aptos"/>
+          <w:b w:val="0"/>
+          <w:bCs w:val="0"/>
+          <w:i w:val="0"/>
+          <w:iCs w:val="0"/>
+          <w:smallCaps w:val="0"/>
+          <w:strike w:val="0"/>
+          <w:color w:val="000000"/>
+          <w:sz w:val="22"/>
+          <w:szCs w:val="22"/>
+          <w:u w:val="none"/>
+          <w:shd w:fill="auto" w:val="clear"/>
+          <w:vertAlign w:val="baseline"/>
+          <w:rtl w:val="0"/>
+        </w:rPr>
+        <w:t xml:space="preserve"> table which is referencing the </w:t>
+      </w:r>
+      <w:r>
+        <w:rPr>
+          <w:rFonts w:ascii="Aptos" w:cs="Aptos" w:eastAsia="Aptos" w:hAnsi="Aptos"/>
+          <w:b w:val="0"/>
+          <w:bCs w:val="0"/>
+          <w:i w:val="1"/>
+          <w:iCs w:val="1"/>
+          <w:smallCaps w:val="0"/>
+          <w:strike w:val="0"/>
+          <w:color w:val="000000"/>
+          <w:sz w:val="22"/>
+          <w:szCs w:val="22"/>
+          <w:u w:val="none"/>
+          <w:shd w:fill="auto" w:val="clear"/>
+          <w:vertAlign w:val="baseline"/>
+          <w:rtl w:val="0"/>
+        </w:rPr>
+        <w:t xml:space="preserve">Department</w:t>
+      </w:r>
+      <w:r>
+        <w:rPr>
+          <w:rFonts w:ascii="Aptos" w:cs="Aptos" w:eastAsia="Aptos" w:hAnsi="Aptos"/>
+          <w:b w:val="0"/>
+          <w:bCs w:val="0"/>
+          <w:i w:val="0"/>
+          <w:iCs w:val="0"/>
+          <w:smallCaps w:val="0"/>
+          <w:strike w:val="0"/>
+          <w:color w:val="000000"/>
+          <w:sz w:val="22"/>
+          <w:szCs w:val="22"/>
+          <w:u w:val="none"/>
+          <w:shd w:fill="auto" w:val="clear"/>
+          <w:vertAlign w:val="baseline"/>
+          <w:rtl w:val="0"/>
+        </w:rPr>
+        <w:t xml:space="preserve"> table primary column.</w:t>
+      </w:r>
+      <w:r>
+        <w:rPr>
+          <w:rtl w:val="0"/>
+        </w:rPr>
+      </w:r>
+    </w:p>
+    <w:p>
+      <w:pPr>
+        <w:keepNext w:val="0"/>
+        <w:keepLines w:val="0"/>
+        <w:pageBreakBefore w:val="0"/>
+        <w:widowControl w:val="1"/>
+        <w:pBdr>
+          <w:top w:space="0" w:sz="0" w:val="nil"/>
+          <w:left w:space="0" w:sz="0" w:val="nil"/>
+          <w:bottom w:space="0" w:sz="0" w:val="nil"/>
+          <w:right w:space="0" w:sz="0" w:val="nil"/>
+          <w:between w:space="0" w:sz="0" w:val="nil"/>
+        </w:pBdr>
+        <w:shd w:fill="auto" w:val="clear"/>
+        <w:spacing w:after="0" w:before="0" w:line="259" w:lineRule="auto"/>
+        <w:ind w:left="720" w:right="0" w:firstLine="0"/>
+        <w:jc w:val="left"/>
+        <w:rPr>
+          <w:rFonts w:ascii="Aptos" w:cs="Aptos" w:eastAsia="Aptos" w:hAnsi="Aptos"/>
+          <w:b w:val="0"/>
+          <w:bCs w:val="0"/>
+          <w:i w:val="0"/>
+          <w:iCs w:val="0"/>
+          <w:smallCaps w:val="0"/>
+          <w:strike w:val="0"/>
+          <w:color w:val="000000"/>
+          <w:sz w:val="24"/>
+          <w:szCs w:val="24"/>
+          <w:u w:val="none"/>
+          <w:shd w:fill="auto" w:val="clear"/>
+          <w:vertAlign w:val="baseline"/>
+        </w:rPr>
+      </w:pPr>
+      <w:r>
+        <w:rPr>
+          <w:rtl w:val="0"/>
+        </w:rPr>
+      </w:r>
+    </w:p>
+    <w:p>
+      <w:pPr>
+        <w:keepNext w:val="0"/>
+        <w:keepLines w:val="0"/>
+        <w:pageBreakBefore w:val="0"/>
+        <w:widowControl w:val="1"/>
+        <w:numPr>
+          <w:ilvl w:val="0"/>
+          <w:numId w:val="1"/>
+        </w:numPr>
+        <w:pBdr>
+          <w:top w:space="0" w:sz="0" w:val="nil"/>
+          <w:left w:space="0" w:sz="0" w:val="nil"/>
+          <w:bottom w:space="0" w:sz="0" w:val="nil"/>
+          <w:right w:space="0" w:sz="0" w:val="nil"/>
+          <w:between w:space="0" w:sz="0" w:val="nil"/>
+        </w:pBdr>
+        <w:shd w:fill="auto" w:val="clear"/>
         <w:spacing w:after="160" w:before="0" w:line="259" w:lineRule="auto"/>
         <w:ind w:left="720" w:right="0" w:hanging="360"/>
         <w:jc w:val="left"/>
         <w:rPr>
           <w:rFonts w:ascii="Aptos" w:cs="Aptos" w:eastAsia="Aptos" w:hAnsi="Aptos"/>
           <w:b w:val="1"/>
-          <w:i w:val="0"/>
+          <w:bCs w:val="1"/>
+          <w:i w:val="0"/>
+          <w:iCs w:val="0"/>
           <w:smallCaps w:val="0"/>
           <w:strike w:val="0"/>
           <w:color w:val="000000"/>
@@ -1923,7 +1998,9 @@
         <w:rPr>
           <w:rFonts w:ascii="Aptos" w:cs="Aptos" w:eastAsia="Aptos" w:hAnsi="Aptos"/>
           <w:b w:val="1"/>
-          <w:i w:val="0"/>
+          <w:bCs w:val="1"/>
+          <w:i w:val="0"/>
+          <w:iCs w:val="0"/>
           <w:smallCaps w:val="0"/>
           <w:strike w:val="0"/>
           <w:color w:val="000000"/>
@@ -2061,6 +2138,7 @@
             <w:pPr>
               <w:rPr>
                 <w:b w:val="1"/>
+                <w:bCs w:val="1"/>
                 <w:sz w:val="24"/>
                 <w:szCs w:val="24"/>
               </w:rPr>
@@ -2194,13 +2272,14 @@
               <w:t xml:space="preserve">@JoinColumn(name = "department_id")</w:t>
               <w:br w:type="textWrapping"/>
               <w:tab/>
-              <w:t xml:space="preserve">private Student student;</w:t>
+              <w:t xml:space="preserve">private Department department;</w:t>
             </w:r>
           </w:p>
           <w:p>
             <w:pPr>
               <w:rPr>
                 <w:b w:val="1"/>
+                <w:bCs w:val="1"/>
                 <w:sz w:val="24"/>
                 <w:szCs w:val="24"/>
               </w:rPr>
@@ -2226,6 +2305,7 @@
       <w:pPr>
         <w:rPr>
           <w:b w:val="1"/>
+          <w:bCs w:val="1"/>
           <w:sz w:val="24"/>
           <w:szCs w:val="24"/>
         </w:rPr>
@@ -2314,6 +2394,7 @@
             <w:pPr>
               <w:rPr>
                 <w:b w:val="1"/>
+                <w:bCs w:val="1"/>
                 <w:sz w:val="24"/>
                 <w:szCs w:val="24"/>
               </w:rPr>
@@ -2364,7 +2445,41 @@
               <w:t xml:space="preserve">CONSTRAINT student_pkey PRIMARY KEY (student_id),</w:t>
               <w:br w:type="textWrapping"/>
               <w:tab/>
-              <w:t xml:space="preserve">CONSTRAINT fk_student FOREIGN KEY (department_id) REFERENCES student(student_id)</w:t>
+              <w:t xml:space="preserve">CONSTRAINT fk_student FOREIGN KEY (department_id) REFERENCES </w:t>
+            </w:r>
+            <w:r>
+              <w:rPr>
+                <w:sz w:val="24"/>
+                <w:szCs w:val="24"/>
+                <w:rtl w:val="0"/>
+              </w:rPr>
+              <w:t xml:space="preserve">department</w:t>
+            </w:r>
+            <w:r>
+              <w:rPr>
+                <w:color w:val="000000"/>
+                <w:sz w:val="24"/>
+                <w:szCs w:val="24"/>
+                <w:rtl w:val="0"/>
+              </w:rPr>
+              <w:t xml:space="preserve">(</w:t>
+            </w:r>
+            <w:r>
+              <w:rPr>
+                <w:sz w:val="24"/>
+                <w:szCs w:val="24"/>
+                <w:rtl w:val="0"/>
+              </w:rPr>
+              <w:t xml:space="preserve">id</w:t>
+            </w:r>
+            <w:r>
+              <w:rPr>
+                <w:color w:val="000000"/>
+                <w:sz w:val="24"/>
+                <w:szCs w:val="24"/>
+                <w:rtl w:val="0"/>
+              </w:rPr>
+              <w:t xml:space="preserve">)</w:t>
             </w:r>
           </w:p>
           <w:p>
@@ -2399,6 +2514,7 @@
       <w:pPr>
         <w:rPr>
           <w:b w:val="1"/>
+          <w:bCs w:val="1"/>
           <w:sz w:val="24"/>
           <w:szCs w:val="24"/>
         </w:rPr>
@@ -2428,6 +2544,7 @@
         <w:ind w:left="360" w:firstLine="0"/>
         <w:rPr>
           <w:b w:val="1"/>
+          <w:bCs w:val="1"/>
           <w:sz w:val="24"/>
           <w:szCs w:val="24"/>
         </w:rPr>
@@ -2448,6 +2565,7 @@
       <w:r>
         <w:rPr>
           <w:b w:val="1"/>
+          <w:bCs w:val="1"/>
           <w:sz w:val="24"/>
           <w:szCs w:val="24"/>
           <w:rtl w:val="0"/>
@@ -2461,210 +2579,6 @@
           <w:rtl w:val="0"/>
         </w:rPr>
         <w:t xml:space="preserve"> </w:t>
-      </w:r>
-    </w:p>
-    <w:p>
-      <w:pPr>
-        <w:keepNext w:val="0"/>
-        <w:keepLines w:val="0"/>
-        <w:pageBreakBefore w:val="0"/>
-        <w:widowControl w:val="1"/>
-        <w:numPr>
-          <w:ilvl w:val="0"/>
-          <w:numId w:val="3"/>
-        </w:numPr>
-        <w:pBdr>
-          <w:top w:space="0" w:sz="0" w:val="nil"/>
-          <w:left w:space="0" w:sz="0" w:val="nil"/>
-          <w:bottom w:space="0" w:sz="0" w:val="nil"/>
-          <w:right w:space="0" w:sz="0" w:val="nil"/>
-          <w:between w:space="0" w:sz="0" w:val="nil"/>
-        </w:pBdr>
-        <w:shd w:fill="auto" w:val="clear"/>
-        <w:spacing w:after="0" w:before="0" w:line="259" w:lineRule="auto"/>
-        <w:ind w:left="720" w:right="0" w:hanging="360"/>
-        <w:jc w:val="left"/>
-        <w:rPr/>
-      </w:pPr>
-      <w:r>
-        <w:rPr>
-          <w:rFonts w:ascii="Aptos" w:cs="Aptos" w:eastAsia="Aptos" w:hAnsi="Aptos"/>
-          <w:b w:val="0"/>
-          <w:i w:val="0"/>
-          <w:smallCaps w:val="0"/>
-          <w:strike w:val="0"/>
-          <w:color w:val="000000"/>
-          <w:sz w:val="22"/>
-          <w:szCs w:val="22"/>
-          <w:u w:val="none"/>
-          <w:shd w:fill="auto" w:val="clear"/>
-          <w:vertAlign w:val="baseline"/>
-          <w:rtl w:val="0"/>
-        </w:rPr>
-        <w:t xml:space="preserve">The difference between the functionality of @OneToMany and @ManyToOne is that when we used @ManyToOne in student, it created the foreign key column in student table itself but when we used @OneToMany in Department it doesn’t create the foreign key column in department table but in the student table.</w:t>
-      </w:r>
-    </w:p>
-    <w:p>
-      <w:pPr>
-        <w:keepNext w:val="0"/>
-        <w:keepLines w:val="0"/>
-        <w:pageBreakBefore w:val="0"/>
-        <w:widowControl w:val="1"/>
-        <w:numPr>
-          <w:ilvl w:val="0"/>
-          <w:numId w:val="3"/>
-        </w:numPr>
-        <w:pBdr>
-          <w:top w:space="0" w:sz="0" w:val="nil"/>
-          <w:left w:space="0" w:sz="0" w:val="nil"/>
-          <w:bottom w:space="0" w:sz="0" w:val="nil"/>
-          <w:right w:space="0" w:sz="0" w:val="nil"/>
-          <w:between w:space="0" w:sz="0" w:val="nil"/>
-        </w:pBdr>
-        <w:shd w:fill="auto" w:val="clear"/>
-        <w:spacing w:after="0" w:before="0" w:line="259" w:lineRule="auto"/>
-        <w:ind w:left="720" w:right="0" w:hanging="360"/>
-        <w:jc w:val="left"/>
-        <w:rPr>
-          <w:rFonts w:ascii="Aptos" w:cs="Aptos" w:eastAsia="Aptos" w:hAnsi="Aptos"/>
-          <w:b w:val="1"/>
-          <w:i w:val="0"/>
-          <w:smallCaps w:val="0"/>
-          <w:strike w:val="0"/>
-          <w:color w:val="000000"/>
-          <w:sz w:val="24"/>
-          <w:szCs w:val="24"/>
-          <w:u w:val="none"/>
-          <w:shd w:fill="auto" w:val="clear"/>
-          <w:vertAlign w:val="baseline"/>
-        </w:rPr>
-      </w:pPr>
-      <w:r>
-        <w:rPr>
-          <w:rFonts w:ascii="Aptos" w:cs="Aptos" w:eastAsia="Aptos" w:hAnsi="Aptos"/>
-          <w:b w:val="0"/>
-          <w:i w:val="0"/>
-          <w:smallCaps w:val="0"/>
-          <w:strike w:val="0"/>
-          <w:color w:val="000000"/>
-          <w:sz w:val="22"/>
-          <w:szCs w:val="22"/>
-          <w:u w:val="none"/>
-          <w:shd w:fill="auto" w:val="clear"/>
-          <w:vertAlign w:val="baseline"/>
-          <w:rtl w:val="0"/>
-        </w:rPr>
-        <w:t xml:space="preserve">The </w:t>
-      </w:r>
-      <w:hyperlink r:id="rId8">
-        <w:r>
-          <w:rPr>
-            <w:rFonts w:ascii="Aptos" w:cs="Aptos" w:eastAsia="Aptos" w:hAnsi="Aptos"/>
-            <w:b w:val="0"/>
-            <w:i w:val="1"/>
-            <w:smallCaps w:val="0"/>
-            <w:strike w:val="0"/>
-            <w:color w:val="467886"/>
-            <w:sz w:val="22"/>
-            <w:szCs w:val="22"/>
-            <w:u w:val="single"/>
-            <w:shd w:fill="auto" w:val="clear"/>
-            <w:vertAlign w:val="baseline"/>
-            <w:rtl w:val="0"/>
-          </w:rPr>
-          <w:t xml:space="preserve">@JoinColumn</w:t>
-        </w:r>
-      </w:hyperlink>
-      <w:r>
-        <w:rPr>
-          <w:rFonts w:ascii="Aptos" w:cs="Aptos" w:eastAsia="Aptos" w:hAnsi="Aptos"/>
-          <w:b w:val="0"/>
-          <w:i w:val="0"/>
-          <w:smallCaps w:val="0"/>
-          <w:strike w:val="0"/>
-          <w:color w:val="000000"/>
-          <w:sz w:val="22"/>
-          <w:szCs w:val="22"/>
-          <w:u w:val="none"/>
-          <w:shd w:fill="auto" w:val="clear"/>
-          <w:vertAlign w:val="baseline"/>
-          <w:rtl w:val="0"/>
-        </w:rPr>
-        <w:t xml:space="preserve"> annotation specifies the foreign key column in the </w:t>
-      </w:r>
-      <w:r>
-        <w:rPr>
-          <w:rFonts w:ascii="Aptos" w:cs="Aptos" w:eastAsia="Aptos" w:hAnsi="Aptos"/>
-          <w:b w:val="0"/>
-          <w:i w:val="1"/>
-          <w:smallCaps w:val="0"/>
-          <w:strike w:val="0"/>
-          <w:color w:val="000000"/>
-          <w:sz w:val="22"/>
-          <w:szCs w:val="22"/>
-          <w:u w:val="none"/>
-          <w:shd w:fill="auto" w:val="clear"/>
-          <w:vertAlign w:val="baseline"/>
-          <w:rtl w:val="0"/>
-        </w:rPr>
-        <w:t xml:space="preserve">student</w:t>
-      </w:r>
-      <w:r>
-        <w:rPr>
-          <w:rFonts w:ascii="Aptos" w:cs="Aptos" w:eastAsia="Aptos" w:hAnsi="Aptos"/>
-          <w:b w:val="0"/>
-          <w:i w:val="0"/>
-          <w:smallCaps w:val="0"/>
-          <w:strike w:val="0"/>
-          <w:color w:val="000000"/>
-          <w:sz w:val="22"/>
-          <w:szCs w:val="22"/>
-          <w:u w:val="none"/>
-          <w:shd w:fill="auto" w:val="clear"/>
-          <w:vertAlign w:val="baseline"/>
-          <w:rtl w:val="0"/>
-        </w:rPr>
-        <w:t xml:space="preserve"> table which is referencing the </w:t>
-      </w:r>
-      <w:r>
-        <w:rPr>
-          <w:rFonts w:ascii="Aptos" w:cs="Aptos" w:eastAsia="Aptos" w:hAnsi="Aptos"/>
-          <w:b w:val="0"/>
-          <w:i w:val="1"/>
-          <w:smallCaps w:val="0"/>
-          <w:strike w:val="0"/>
-          <w:color w:val="000000"/>
-          <w:sz w:val="22"/>
-          <w:szCs w:val="22"/>
-          <w:u w:val="none"/>
-          <w:shd w:fill="auto" w:val="clear"/>
-          <w:vertAlign w:val="baseline"/>
-          <w:rtl w:val="0"/>
-        </w:rPr>
-        <w:t xml:space="preserve">Department</w:t>
-      </w:r>
-      <w:r>
-        <w:rPr>
-          <w:rFonts w:ascii="Aptos" w:cs="Aptos" w:eastAsia="Aptos" w:hAnsi="Aptos"/>
-          <w:b w:val="0"/>
-          <w:i w:val="0"/>
-          <w:smallCaps w:val="0"/>
-          <w:strike w:val="0"/>
-          <w:color w:val="000000"/>
-          <w:sz w:val="22"/>
-          <w:szCs w:val="22"/>
-          <w:u w:val="none"/>
-          <w:shd w:fill="auto" w:val="clear"/>
-          <w:vertAlign w:val="baseline"/>
-          <w:rtl w:val="0"/>
-        </w:rPr>
-        <w:t xml:space="preserve"> table primary column.</w:t>
-        <w:br w:type="textWrapping"/>
-      </w:r>
-      <w:r>
-        <w:rPr>
-          <w:rtl w:val="0"/>
-        </w:rPr>
       </w:r>
     </w:p>
     <w:p>
@@ -2685,13 +2599,237 @@
           <w:between w:space="0" w:sz="0" w:val="nil"/>
         </w:pBdr>
         <w:shd w:fill="auto" w:val="clear"/>
+        <w:spacing w:after="0" w:before="0" w:line="259" w:lineRule="auto"/>
+        <w:ind w:left="720" w:right="0" w:hanging="360"/>
+        <w:jc w:val="left"/>
+        <w:rPr/>
+      </w:pPr>
+      <w:r>
+        <w:rPr>
+          <w:rFonts w:ascii="Aptos" w:cs="Aptos" w:eastAsia="Aptos" w:hAnsi="Aptos"/>
+          <w:b w:val="0"/>
+          <w:bCs w:val="0"/>
+          <w:i w:val="0"/>
+          <w:iCs w:val="0"/>
+          <w:smallCaps w:val="0"/>
+          <w:strike w:val="0"/>
+          <w:color w:val="000000"/>
+          <w:sz w:val="22"/>
+          <w:szCs w:val="22"/>
+          <w:u w:val="none"/>
+          <w:shd w:fill="auto" w:val="clear"/>
+          <w:vertAlign w:val="baseline"/>
+          <w:rtl w:val="0"/>
+        </w:rPr>
+        <w:t xml:space="preserve">The difference between the functionality of @OneToMany and @ManyToOne is that when we used @ManyToOne in student, it created the foreign key column in student table itself but when we used @OneToMany in Department it doesn’t create the foreign key column in department table but in the student table.</w:t>
+      </w:r>
+    </w:p>
+    <w:p>
+      <w:pPr>
+        <w:keepNext w:val="0"/>
+        <w:keepLines w:val="0"/>
+        <w:pageBreakBefore w:val="0"/>
+        <w:widowControl w:val="1"/>
+        <w:numPr>
+          <w:ilvl w:val="0"/>
+          <w:numId w:val="2"/>
+        </w:numPr>
+        <w:pBdr>
+          <w:top w:space="0" w:sz="0" w:val="nil"/>
+          <w:left w:space="0" w:sz="0" w:val="nil"/>
+          <w:bottom w:space="0" w:sz="0" w:val="nil"/>
+          <w:right w:space="0" w:sz="0" w:val="nil"/>
+          <w:between w:space="0" w:sz="0" w:val="nil"/>
+        </w:pBdr>
+        <w:shd w:fill="auto" w:val="clear"/>
+        <w:spacing w:after="0" w:before="0" w:line="259" w:lineRule="auto"/>
+        <w:ind w:left="720" w:right="0" w:hanging="360"/>
+        <w:jc w:val="left"/>
+        <w:rPr>
+          <w:rFonts w:ascii="Aptos" w:cs="Aptos" w:eastAsia="Aptos" w:hAnsi="Aptos"/>
+          <w:b w:val="1"/>
+          <w:bCs w:val="1"/>
+          <w:i w:val="0"/>
+          <w:iCs w:val="0"/>
+          <w:smallCaps w:val="0"/>
+          <w:strike w:val="0"/>
+          <w:color w:val="000000"/>
+          <w:sz w:val="24"/>
+          <w:szCs w:val="24"/>
+          <w:u w:val="none"/>
+          <w:shd w:fill="auto" w:val="clear"/>
+          <w:vertAlign w:val="baseline"/>
+        </w:rPr>
+      </w:pPr>
+      <w:r>
+        <w:rPr>
+          <w:rFonts w:ascii="Aptos" w:cs="Aptos" w:eastAsia="Aptos" w:hAnsi="Aptos"/>
+          <w:b w:val="0"/>
+          <w:bCs w:val="0"/>
+          <w:i w:val="0"/>
+          <w:iCs w:val="0"/>
+          <w:smallCaps w:val="0"/>
+          <w:strike w:val="0"/>
+          <w:color w:val="000000"/>
+          <w:sz w:val="22"/>
+          <w:szCs w:val="22"/>
+          <w:u w:val="none"/>
+          <w:shd w:fill="auto" w:val="clear"/>
+          <w:vertAlign w:val="baseline"/>
+          <w:rtl w:val="0"/>
+        </w:rPr>
+        <w:t xml:space="preserve">The </w:t>
+      </w:r>
+      <w:hyperlink r:id="rId8">
+        <w:r>
+          <w:rPr>
+            <w:rFonts w:ascii="Aptos" w:cs="Aptos" w:eastAsia="Aptos" w:hAnsi="Aptos"/>
+            <w:b w:val="0"/>
+            <w:bCs w:val="0"/>
+            <w:i w:val="1"/>
+            <w:iCs w:val="1"/>
+            <w:smallCaps w:val="0"/>
+            <w:strike w:val="0"/>
+            <w:color w:val="467886"/>
+            <w:sz w:val="22"/>
+            <w:szCs w:val="22"/>
+            <w:u w:val="single"/>
+            <w:shd w:fill="auto" w:val="clear"/>
+            <w:vertAlign w:val="baseline"/>
+            <w:rtl w:val="0"/>
+          </w:rPr>
+          <w:t xml:space="preserve">@JoinColumn</w:t>
+        </w:r>
+      </w:hyperlink>
+      <w:r>
+        <w:rPr>
+          <w:rFonts w:ascii="Aptos" w:cs="Aptos" w:eastAsia="Aptos" w:hAnsi="Aptos"/>
+          <w:b w:val="0"/>
+          <w:bCs w:val="0"/>
+          <w:i w:val="0"/>
+          <w:iCs w:val="0"/>
+          <w:smallCaps w:val="0"/>
+          <w:strike w:val="0"/>
+          <w:color w:val="000000"/>
+          <w:sz w:val="22"/>
+          <w:szCs w:val="22"/>
+          <w:u w:val="none"/>
+          <w:shd w:fill="auto" w:val="clear"/>
+          <w:vertAlign w:val="baseline"/>
+          <w:rtl w:val="0"/>
+        </w:rPr>
+        <w:t xml:space="preserve"> annotation specifies the foreign key column in the </w:t>
+      </w:r>
+      <w:r>
+        <w:rPr>
+          <w:rFonts w:ascii="Aptos" w:cs="Aptos" w:eastAsia="Aptos" w:hAnsi="Aptos"/>
+          <w:b w:val="0"/>
+          <w:bCs w:val="0"/>
+          <w:i w:val="1"/>
+          <w:iCs w:val="1"/>
+          <w:smallCaps w:val="0"/>
+          <w:strike w:val="0"/>
+          <w:color w:val="000000"/>
+          <w:sz w:val="22"/>
+          <w:szCs w:val="22"/>
+          <w:u w:val="none"/>
+          <w:shd w:fill="auto" w:val="clear"/>
+          <w:vertAlign w:val="baseline"/>
+          <w:rtl w:val="0"/>
+        </w:rPr>
+        <w:t xml:space="preserve">student</w:t>
+      </w:r>
+      <w:r>
+        <w:rPr>
+          <w:rFonts w:ascii="Aptos" w:cs="Aptos" w:eastAsia="Aptos" w:hAnsi="Aptos"/>
+          <w:b w:val="0"/>
+          <w:bCs w:val="0"/>
+          <w:i w:val="0"/>
+          <w:iCs w:val="0"/>
+          <w:smallCaps w:val="0"/>
+          <w:strike w:val="0"/>
+          <w:color w:val="000000"/>
+          <w:sz w:val="22"/>
+          <w:szCs w:val="22"/>
+          <w:u w:val="none"/>
+          <w:shd w:fill="auto" w:val="clear"/>
+          <w:vertAlign w:val="baseline"/>
+          <w:rtl w:val="0"/>
+        </w:rPr>
+        <w:t xml:space="preserve"> table which is referencing the </w:t>
+      </w:r>
+      <w:r>
+        <w:rPr>
+          <w:rFonts w:ascii="Aptos" w:cs="Aptos" w:eastAsia="Aptos" w:hAnsi="Aptos"/>
+          <w:b w:val="0"/>
+          <w:bCs w:val="0"/>
+          <w:i w:val="1"/>
+          <w:iCs w:val="1"/>
+          <w:smallCaps w:val="0"/>
+          <w:strike w:val="0"/>
+          <w:color w:val="000000"/>
+          <w:sz w:val="22"/>
+          <w:szCs w:val="22"/>
+          <w:u w:val="none"/>
+          <w:shd w:fill="auto" w:val="clear"/>
+          <w:vertAlign w:val="baseline"/>
+          <w:rtl w:val="0"/>
+        </w:rPr>
+        <w:t xml:space="preserve">Department</w:t>
+      </w:r>
+      <w:r>
+        <w:rPr>
+          <w:rFonts w:ascii="Aptos" w:cs="Aptos" w:eastAsia="Aptos" w:hAnsi="Aptos"/>
+          <w:b w:val="0"/>
+          <w:bCs w:val="0"/>
+          <w:i w:val="0"/>
+          <w:iCs w:val="0"/>
+          <w:smallCaps w:val="0"/>
+          <w:strike w:val="0"/>
+          <w:color w:val="000000"/>
+          <w:sz w:val="22"/>
+          <w:szCs w:val="22"/>
+          <w:u w:val="none"/>
+          <w:shd w:fill="auto" w:val="clear"/>
+          <w:vertAlign w:val="baseline"/>
+          <w:rtl w:val="0"/>
+        </w:rPr>
+        <w:t xml:space="preserve"> table primary column.</w:t>
+        <w:br w:type="textWrapping"/>
+      </w:r>
+      <w:r>
+        <w:rPr>
+          <w:rtl w:val="0"/>
+        </w:rPr>
+      </w:r>
+    </w:p>
+    <w:p>
+      <w:pPr>
+        <w:keepNext w:val="0"/>
+        <w:keepLines w:val="0"/>
+        <w:pageBreakBefore w:val="0"/>
+        <w:widowControl w:val="1"/>
+        <w:numPr>
+          <w:ilvl w:val="0"/>
+          <w:numId w:val="1"/>
+        </w:numPr>
+        <w:pBdr>
+          <w:top w:space="0" w:sz="0" w:val="nil"/>
+          <w:left w:space="0" w:sz="0" w:val="nil"/>
+          <w:bottom w:space="0" w:sz="0" w:val="nil"/>
+          <w:right w:space="0" w:sz="0" w:val="nil"/>
+          <w:between w:space="0" w:sz="0" w:val="nil"/>
+        </w:pBdr>
+        <w:shd w:fill="auto" w:val="clear"/>
         <w:spacing w:after="160" w:before="0" w:line="259" w:lineRule="auto"/>
         <w:ind w:left="720" w:right="0" w:hanging="360"/>
         <w:jc w:val="left"/>
         <w:rPr>
           <w:rFonts w:ascii="Aptos" w:cs="Aptos" w:eastAsia="Aptos" w:hAnsi="Aptos"/>
           <w:b w:val="1"/>
-          <w:i w:val="0"/>
+          <w:bCs w:val="1"/>
+          <w:i w:val="0"/>
+          <w:iCs w:val="0"/>
           <w:smallCaps w:val="0"/>
           <w:strike w:val="0"/>
           <w:color w:val="000000"/>
@@ -2706,7 +2844,9 @@
         <w:rPr>
           <w:rFonts w:ascii="Aptos" w:cs="Aptos" w:eastAsia="Aptos" w:hAnsi="Aptos"/>
           <w:b w:val="1"/>
-          <w:i w:val="0"/>
+          <w:bCs w:val="1"/>
+          <w:i w:val="0"/>
+          <w:iCs w:val="0"/>
           <w:smallCaps w:val="0"/>
           <w:strike w:val="0"/>
           <w:color w:val="000000"/>
@@ -2740,22 +2880,26 @@
         <w:rPr>
           <w:rFonts w:ascii="Aptos" w:cs="Aptos" w:eastAsia="Aptos" w:hAnsi="Aptos"/>
           <w:b w:val="0"/>
-          <w:i w:val="0"/>
-          <w:smallCaps w:val="0"/>
-          <w:strike w:val="0"/>
-          <w:color w:val="000000"/>
-          <w:sz w:val="24"/>
-          <w:szCs w:val="24"/>
-          <w:u w:val="none"/>
-          <w:shd w:fill="auto" w:val="clear"/>
-          <w:vertAlign w:val="baseline"/>
-        </w:rPr>
-      </w:pPr>
-      <w:r>
-        <w:rPr>
-          <w:rFonts w:ascii="Aptos" w:cs="Aptos" w:eastAsia="Aptos" w:hAnsi="Aptos"/>
-          <w:b w:val="0"/>
-          <w:i w:val="0"/>
+          <w:bCs w:val="0"/>
+          <w:i w:val="0"/>
+          <w:iCs w:val="0"/>
+          <w:smallCaps w:val="0"/>
+          <w:strike w:val="0"/>
+          <w:color w:val="000000"/>
+          <w:sz w:val="24"/>
+          <w:szCs w:val="24"/>
+          <w:u w:val="none"/>
+          <w:shd w:fill="auto" w:val="clear"/>
+          <w:vertAlign w:val="baseline"/>
+        </w:rPr>
+      </w:pPr>
+      <w:r>
+        <w:rPr>
+          <w:rFonts w:ascii="Aptos" w:cs="Aptos" w:eastAsia="Aptos" w:hAnsi="Aptos"/>
+          <w:b w:val="0"/>
+          <w:bCs w:val="0"/>
+          <w:i w:val="0"/>
+          <w:iCs w:val="0"/>
           <w:smallCaps w:val="0"/>
           <w:strike w:val="0"/>
           <w:color w:val="000000"/>
@@ -2773,7 +2917,9 @@
           <w:rPr>
             <w:rFonts w:ascii="Aptos" w:cs="Aptos" w:eastAsia="Aptos" w:hAnsi="Aptos"/>
             <w:b w:val="1"/>
+            <w:bCs w:val="1"/>
             <w:i w:val="0"/>
+            <w:iCs w:val="0"/>
             <w:smallCaps w:val="0"/>
             <w:strike w:val="0"/>
             <w:color w:val="267438"/>
@@ -2791,7 +2937,9 @@
         <w:rPr>
           <w:rFonts w:ascii="Aptos" w:cs="Aptos" w:eastAsia="Aptos" w:hAnsi="Aptos"/>
           <w:b w:val="0"/>
-          <w:i w:val="0"/>
+          <w:bCs w:val="0"/>
+          <w:i w:val="0"/>
+          <w:iCs w:val="0"/>
           <w:smallCaps w:val="0"/>
           <w:strike w:val="0"/>
           <w:color w:val="000000"/>
@@ -2808,7 +2956,9 @@
         <w:rPr>
           <w:rFonts w:ascii="Aptos" w:cs="Aptos" w:eastAsia="Aptos" w:hAnsi="Aptos"/>
           <w:b w:val="0"/>
+          <w:bCs w:val="0"/>
           <w:i w:val="1"/>
+          <w:iCs w:val="1"/>
           <w:smallCaps w:val="0"/>
           <w:strike w:val="0"/>
           <w:color w:val="000000"/>
@@ -2825,7 +2975,9 @@
         <w:rPr>
           <w:rFonts w:ascii="Aptos" w:cs="Aptos" w:eastAsia="Aptos" w:hAnsi="Aptos"/>
           <w:b w:val="0"/>
-          <w:i w:val="0"/>
+          <w:bCs w:val="0"/>
+          <w:i w:val="0"/>
+          <w:iCs w:val="0"/>
           <w:smallCaps w:val="0"/>
           <w:strike w:val="0"/>
           <w:color w:val="000000"/>
@@ -2842,7 +2994,9 @@
         <w:rPr>
           <w:rFonts w:ascii="Aptos" w:cs="Aptos" w:eastAsia="Aptos" w:hAnsi="Aptos"/>
           <w:b w:val="0"/>
+          <w:bCs w:val="0"/>
           <w:i w:val="1"/>
+          <w:iCs w:val="1"/>
           <w:smallCaps w:val="0"/>
           <w:strike w:val="0"/>
           <w:color w:val="000000"/>
@@ -2859,7 +3013,9 @@
         <w:rPr>
           <w:rFonts w:ascii="Aptos" w:cs="Aptos" w:eastAsia="Aptos" w:hAnsi="Aptos"/>
           <w:b w:val="0"/>
-          <w:i w:val="0"/>
+          <w:bCs w:val="0"/>
+          <w:i w:val="0"/>
+          <w:iCs w:val="0"/>
           <w:smallCaps w:val="0"/>
           <w:strike w:val="0"/>
           <w:color w:val="000000"/>
@@ -2876,7 +3032,9 @@
         <w:rPr>
           <w:rFonts w:ascii="Aptos" w:cs="Aptos" w:eastAsia="Aptos" w:hAnsi="Aptos"/>
           <w:b w:val="0"/>
+          <w:bCs w:val="0"/>
           <w:i w:val="1"/>
+          <w:iCs w:val="1"/>
           <w:smallCaps w:val="0"/>
           <w:strike w:val="0"/>
           <w:color w:val="000000"/>
@@ -2893,7 +3051,9 @@
         <w:rPr>
           <w:rFonts w:ascii="Aptos" w:cs="Aptos" w:eastAsia="Aptos" w:hAnsi="Aptos"/>
           <w:b w:val="0"/>
-          <w:i w:val="0"/>
+          <w:bCs w:val="0"/>
+          <w:i w:val="0"/>
+          <w:iCs w:val="0"/>
           <w:smallCaps w:val="0"/>
           <w:strike w:val="0"/>
           <w:color w:val="000000"/>
@@ -2910,7 +3070,9 @@
         <w:rPr>
           <w:rFonts w:ascii="Aptos" w:cs="Aptos" w:eastAsia="Aptos" w:hAnsi="Aptos"/>
           <w:b w:val="0"/>
+          <w:bCs w:val="0"/>
           <w:i w:val="1"/>
+          <w:iCs w:val="1"/>
           <w:smallCaps w:val="0"/>
           <w:strike w:val="0"/>
           <w:color w:val="000000"/>
@@ -2927,7 +3089,9 @@
         <w:rPr>
           <w:rFonts w:ascii="Aptos" w:cs="Aptos" w:eastAsia="Aptos" w:hAnsi="Aptos"/>
           <w:b w:val="0"/>
-          <w:i w:val="0"/>
+          <w:bCs w:val="0"/>
+          <w:i w:val="0"/>
+          <w:iCs w:val="0"/>
           <w:smallCaps w:val="0"/>
           <w:strike w:val="0"/>
           <w:color w:val="000000"/>
@@ -2944,7 +3108,9 @@
         <w:rPr>
           <w:rFonts w:ascii="Aptos" w:cs="Aptos" w:eastAsia="Aptos" w:hAnsi="Aptos"/>
           <w:b w:val="0"/>
+          <w:bCs w:val="0"/>
           <w:i w:val="1"/>
+          <w:iCs w:val="1"/>
           <w:smallCaps w:val="0"/>
           <w:strike w:val="0"/>
           <w:color w:val="000000"/>
@@ -2961,7 +3127,9 @@
         <w:rPr>
           <w:rFonts w:ascii="Aptos" w:cs="Aptos" w:eastAsia="Aptos" w:hAnsi="Aptos"/>
           <w:b w:val="0"/>
-          <w:i w:val="0"/>
+          <w:bCs w:val="0"/>
+          <w:i w:val="0"/>
+          <w:iCs w:val="0"/>
           <w:smallCaps w:val="0"/>
           <w:strike w:val="0"/>
           <w:color w:val="000000"/>
@@ -2978,7 +3146,9 @@
         <w:rPr>
           <w:rFonts w:ascii="Aptos" w:cs="Aptos" w:eastAsia="Aptos" w:hAnsi="Aptos"/>
           <w:b w:val="0"/>
+          <w:bCs w:val="0"/>
           <w:i w:val="1"/>
+          <w:iCs w:val="1"/>
           <w:smallCaps w:val="0"/>
           <w:strike w:val="0"/>
           <w:color w:val="000000"/>
@@ -2995,7 +3165,9 @@
         <w:rPr>
           <w:rFonts w:ascii="Aptos" w:cs="Aptos" w:eastAsia="Aptos" w:hAnsi="Aptos"/>
           <w:b w:val="0"/>
-          <w:i w:val="0"/>
+          <w:bCs w:val="0"/>
+          <w:i w:val="0"/>
+          <w:iCs w:val="0"/>
           <w:smallCaps w:val="0"/>
           <w:strike w:val="0"/>
           <w:color w:val="000000"/>
@@ -3012,7 +3184,9 @@
         <w:rPr>
           <w:rFonts w:ascii="Aptos" w:cs="Aptos" w:eastAsia="Aptos" w:hAnsi="Aptos"/>
           <w:b w:val="0"/>
+          <w:bCs w:val="0"/>
           <w:i w:val="1"/>
+          <w:iCs w:val="1"/>
           <w:smallCaps w:val="0"/>
           <w:strike w:val="0"/>
           <w:color w:val="000000"/>
@@ -3029,7 +3203,9 @@
         <w:rPr>
           <w:rFonts w:ascii="Aptos" w:cs="Aptos" w:eastAsia="Aptos" w:hAnsi="Aptos"/>
           <w:b w:val="0"/>
-          <w:i w:val="0"/>
+          <w:bCs w:val="0"/>
+          <w:i w:val="0"/>
+          <w:iCs w:val="0"/>
           <w:smallCaps w:val="0"/>
           <w:strike w:val="0"/>
           <w:color w:val="000000"/>
@@ -3063,22 +3239,26 @@
         <w:rPr>
           <w:rFonts w:ascii="Aptos" w:cs="Aptos" w:eastAsia="Aptos" w:hAnsi="Aptos"/>
           <w:b w:val="0"/>
-          <w:i w:val="0"/>
-          <w:smallCaps w:val="0"/>
-          <w:strike w:val="0"/>
-          <w:color w:val="000000"/>
-          <w:sz w:val="24"/>
-          <w:szCs w:val="24"/>
-          <w:u w:val="none"/>
-          <w:shd w:fill="auto" w:val="clear"/>
-          <w:vertAlign w:val="baseline"/>
-        </w:rPr>
-      </w:pPr>
-      <w:r>
-        <w:rPr>
-          <w:rFonts w:ascii="Aptos" w:cs="Aptos" w:eastAsia="Aptos" w:hAnsi="Aptos"/>
-          <w:b w:val="0"/>
-          <w:i w:val="0"/>
+          <w:bCs w:val="0"/>
+          <w:i w:val="0"/>
+          <w:iCs w:val="0"/>
+          <w:smallCaps w:val="0"/>
+          <w:strike w:val="0"/>
+          <w:color w:val="000000"/>
+          <w:sz w:val="24"/>
+          <w:szCs w:val="24"/>
+          <w:u w:val="none"/>
+          <w:shd w:fill="auto" w:val="clear"/>
+          <w:vertAlign w:val="baseline"/>
+        </w:rPr>
+      </w:pPr>
+      <w:r>
+        <w:rPr>
+          <w:rFonts w:ascii="Aptos" w:cs="Aptos" w:eastAsia="Aptos" w:hAnsi="Aptos"/>
+          <w:b w:val="0"/>
+          <w:bCs w:val="0"/>
+          <w:i w:val="0"/>
+          <w:iCs w:val="0"/>
           <w:smallCaps w:val="0"/>
           <w:strike w:val="0"/>
           <w:color w:val="000000"/>
@@ -3112,22 +3292,26 @@
         <w:rPr>
           <w:rFonts w:ascii="Aptos" w:cs="Aptos" w:eastAsia="Aptos" w:hAnsi="Aptos"/>
           <w:b w:val="0"/>
-          <w:i w:val="0"/>
-          <w:smallCaps w:val="0"/>
-          <w:strike w:val="0"/>
-          <w:color w:val="000000"/>
-          <w:sz w:val="24"/>
-          <w:szCs w:val="24"/>
-          <w:u w:val="none"/>
-          <w:shd w:fill="auto" w:val="clear"/>
-          <w:vertAlign w:val="baseline"/>
-        </w:rPr>
-      </w:pPr>
-      <w:r>
-        <w:rPr>
-          <w:rFonts w:ascii="Aptos" w:cs="Aptos" w:eastAsia="Aptos" w:hAnsi="Aptos"/>
-          <w:b w:val="0"/>
-          <w:i w:val="0"/>
+          <w:bCs w:val="0"/>
+          <w:i w:val="0"/>
+          <w:iCs w:val="0"/>
+          <w:smallCaps w:val="0"/>
+          <w:strike w:val="0"/>
+          <w:color w:val="000000"/>
+          <w:sz w:val="24"/>
+          <w:szCs w:val="24"/>
+          <w:u w:val="none"/>
+          <w:shd w:fill="auto" w:val="clear"/>
+          <w:vertAlign w:val="baseline"/>
+        </w:rPr>
+      </w:pPr>
+      <w:r>
+        <w:rPr>
+          <w:rFonts w:ascii="Aptos" w:cs="Aptos" w:eastAsia="Aptos" w:hAnsi="Aptos"/>
+          <w:b w:val="0"/>
+          <w:bCs w:val="0"/>
+          <w:i w:val="0"/>
+          <w:iCs w:val="0"/>
           <w:smallCaps w:val="0"/>
           <w:strike w:val="0"/>
           <w:color w:val="000000"/>
@@ -3144,7 +3328,9 @@
         <w:rPr>
           <w:rFonts w:ascii="Aptos" w:cs="Aptos" w:eastAsia="Aptos" w:hAnsi="Aptos"/>
           <w:b w:val="0"/>
-          <w:i w:val="0"/>
+          <w:bCs w:val="0"/>
+          <w:i w:val="0"/>
+          <w:iCs w:val="0"/>
           <w:smallCaps w:val="0"/>
           <w:strike w:val="0"/>
           <w:color w:val="000000"/>
@@ -3187,22 +3373,26 @@
         <w:rPr>
           <w:rFonts w:ascii="Aptos" w:cs="Aptos" w:eastAsia="Aptos" w:hAnsi="Aptos"/>
           <w:b w:val="0"/>
-          <w:i w:val="0"/>
-          <w:smallCaps w:val="0"/>
-          <w:strike w:val="0"/>
-          <w:color w:val="000000"/>
-          <w:sz w:val="24"/>
-          <w:szCs w:val="24"/>
-          <w:u w:val="none"/>
-          <w:shd w:fill="auto" w:val="clear"/>
-          <w:vertAlign w:val="baseline"/>
-        </w:rPr>
-      </w:pPr>
-      <w:r>
-        <w:rPr>
-          <w:rFonts w:ascii="Aptos" w:cs="Aptos" w:eastAsia="Aptos" w:hAnsi="Aptos"/>
-          <w:b w:val="0"/>
-          <w:i w:val="0"/>
+          <w:bCs w:val="0"/>
+          <w:i w:val="0"/>
+          <w:iCs w:val="0"/>
+          <w:smallCaps w:val="0"/>
+          <w:strike w:val="0"/>
+          <w:color w:val="000000"/>
+          <w:sz w:val="24"/>
+          <w:szCs w:val="24"/>
+          <w:u w:val="none"/>
+          <w:shd w:fill="auto" w:val="clear"/>
+          <w:vertAlign w:val="baseline"/>
+        </w:rPr>
+      </w:pPr>
+      <w:r>
+        <w:rPr>
+          <w:rFonts w:ascii="Aptos" w:cs="Aptos" w:eastAsia="Aptos" w:hAnsi="Aptos"/>
+          <w:b w:val="0"/>
+          <w:bCs w:val="0"/>
+          <w:i w:val="0"/>
+          <w:iCs w:val="0"/>
           <w:smallCaps w:val="0"/>
           <w:strike w:val="0"/>
           <w:color w:val="000000"/>
@@ -3236,22 +3426,26 @@
         <w:rPr>
           <w:rFonts w:ascii="Aptos" w:cs="Aptos" w:eastAsia="Aptos" w:hAnsi="Aptos"/>
           <w:b w:val="0"/>
-          <w:i w:val="0"/>
-          <w:smallCaps w:val="0"/>
-          <w:strike w:val="0"/>
-          <w:color w:val="000000"/>
-          <w:sz w:val="24"/>
-          <w:szCs w:val="24"/>
-          <w:u w:val="none"/>
-          <w:shd w:fill="auto" w:val="clear"/>
-          <w:vertAlign w:val="baseline"/>
-        </w:rPr>
-      </w:pPr>
-      <w:r>
-        <w:rPr>
-          <w:rFonts w:ascii="Aptos" w:cs="Aptos" w:eastAsia="Aptos" w:hAnsi="Aptos"/>
-          <w:b w:val="0"/>
-          <w:i w:val="0"/>
+          <w:bCs w:val="0"/>
+          <w:i w:val="0"/>
+          <w:iCs w:val="0"/>
+          <w:smallCaps w:val="0"/>
+          <w:strike w:val="0"/>
+          <w:color w:val="000000"/>
+          <w:sz w:val="24"/>
+          <w:szCs w:val="24"/>
+          <w:u w:val="none"/>
+          <w:shd w:fill="auto" w:val="clear"/>
+          <w:vertAlign w:val="baseline"/>
+        </w:rPr>
+      </w:pPr>
+      <w:r>
+        <w:rPr>
+          <w:rFonts w:ascii="Aptos" w:cs="Aptos" w:eastAsia="Aptos" w:hAnsi="Aptos"/>
+          <w:b w:val="0"/>
+          <w:bCs w:val="0"/>
+          <w:i w:val="0"/>
+          <w:iCs w:val="0"/>
           <w:smallCaps w:val="0"/>
           <w:strike w:val="0"/>
           <w:color w:val="000000"/>
@@ -3293,22 +3487,26 @@
         <w:rPr>
           <w:rFonts w:ascii="Aptos" w:cs="Aptos" w:eastAsia="Aptos" w:hAnsi="Aptos"/>
           <w:b w:val="0"/>
-          <w:i w:val="0"/>
-          <w:smallCaps w:val="0"/>
-          <w:strike w:val="0"/>
-          <w:color w:val="000000"/>
-          <w:sz w:val="24"/>
-          <w:szCs w:val="24"/>
-          <w:u w:val="none"/>
-          <w:shd w:fill="auto" w:val="clear"/>
-          <w:vertAlign w:val="baseline"/>
-        </w:rPr>
-      </w:pPr>
-      <w:r>
-        <w:rPr>
-          <w:rFonts w:ascii="Aptos" w:cs="Aptos" w:eastAsia="Aptos" w:hAnsi="Aptos"/>
-          <w:b w:val="0"/>
-          <w:i w:val="0"/>
+          <w:bCs w:val="0"/>
+          <w:i w:val="0"/>
+          <w:iCs w:val="0"/>
+          <w:smallCaps w:val="0"/>
+          <w:strike w:val="0"/>
+          <w:color w:val="000000"/>
+          <w:sz w:val="24"/>
+          <w:szCs w:val="24"/>
+          <w:u w:val="none"/>
+          <w:shd w:fill="auto" w:val="clear"/>
+          <w:vertAlign w:val="baseline"/>
+        </w:rPr>
+      </w:pPr>
+      <w:r>
+        <w:rPr>
+          <w:rFonts w:ascii="Aptos" w:cs="Aptos" w:eastAsia="Aptos" w:hAnsi="Aptos"/>
+          <w:b w:val="0"/>
+          <w:bCs w:val="0"/>
+          <w:i w:val="0"/>
+          <w:iCs w:val="0"/>
           <w:smallCaps w:val="0"/>
           <w:strike w:val="0"/>
           <w:color w:val="000000"/>
@@ -3342,22 +3540,26 @@
         <w:rPr>
           <w:rFonts w:ascii="Aptos" w:cs="Aptos" w:eastAsia="Aptos" w:hAnsi="Aptos"/>
           <w:b w:val="0"/>
-          <w:i w:val="0"/>
-          <w:smallCaps w:val="0"/>
-          <w:strike w:val="0"/>
-          <w:color w:val="000000"/>
-          <w:sz w:val="24"/>
-          <w:szCs w:val="24"/>
-          <w:u w:val="none"/>
-          <w:shd w:fill="auto" w:val="clear"/>
-          <w:vertAlign w:val="baseline"/>
-        </w:rPr>
-      </w:pPr>
-      <w:r>
-        <w:rPr>
-          <w:rFonts w:ascii="Aptos" w:cs="Aptos" w:eastAsia="Aptos" w:hAnsi="Aptos"/>
-          <w:b w:val="0"/>
-          <w:i w:val="0"/>
+          <w:bCs w:val="0"/>
+          <w:i w:val="0"/>
+          <w:iCs w:val="0"/>
+          <w:smallCaps w:val="0"/>
+          <w:strike w:val="0"/>
+          <w:color w:val="000000"/>
+          <w:sz w:val="24"/>
+          <w:szCs w:val="24"/>
+          <w:u w:val="none"/>
+          <w:shd w:fill="auto" w:val="clear"/>
+          <w:vertAlign w:val="baseline"/>
+        </w:rPr>
+      </w:pPr>
+      <w:r>
+        <w:rPr>
+          <w:rFonts w:ascii="Aptos" w:cs="Aptos" w:eastAsia="Aptos" w:hAnsi="Aptos"/>
+          <w:b w:val="0"/>
+          <w:bCs w:val="0"/>
+          <w:i w:val="0"/>
+          <w:iCs w:val="0"/>
           <w:smallCaps w:val="0"/>
           <w:strike w:val="0"/>
           <w:color w:val="000000"/>
@@ -3374,7 +3576,9 @@
         <w:rPr>
           <w:rFonts w:ascii="Aptos" w:cs="Aptos" w:eastAsia="Aptos" w:hAnsi="Aptos"/>
           <w:b w:val="0"/>
-          <w:i w:val="0"/>
+          <w:bCs w:val="0"/>
+          <w:i w:val="0"/>
+          <w:iCs w:val="0"/>
           <w:smallCaps w:val="0"/>
           <w:strike w:val="0"/>
           <w:color w:val="000000"/>
@@ -3417,22 +3621,26 @@
         <w:rPr>
           <w:rFonts w:ascii="Aptos" w:cs="Aptos" w:eastAsia="Aptos" w:hAnsi="Aptos"/>
           <w:b w:val="0"/>
-          <w:i w:val="0"/>
-          <w:smallCaps w:val="0"/>
-          <w:strike w:val="0"/>
-          <w:color w:val="000000"/>
-          <w:sz w:val="24"/>
-          <w:szCs w:val="24"/>
-          <w:u w:val="none"/>
-          <w:shd w:fill="auto" w:val="clear"/>
-          <w:vertAlign w:val="baseline"/>
-        </w:rPr>
-      </w:pPr>
-      <w:r>
-        <w:rPr>
-          <w:rFonts w:ascii="Aptos" w:cs="Aptos" w:eastAsia="Aptos" w:hAnsi="Aptos"/>
-          <w:b w:val="0"/>
-          <w:i w:val="0"/>
+          <w:bCs w:val="0"/>
+          <w:i w:val="0"/>
+          <w:iCs w:val="0"/>
+          <w:smallCaps w:val="0"/>
+          <w:strike w:val="0"/>
+          <w:color w:val="000000"/>
+          <w:sz w:val="24"/>
+          <w:szCs w:val="24"/>
+          <w:u w:val="none"/>
+          <w:shd w:fill="auto" w:val="clear"/>
+          <w:vertAlign w:val="baseline"/>
+        </w:rPr>
+      </w:pPr>
+      <w:r>
+        <w:rPr>
+          <w:rFonts w:ascii="Aptos" w:cs="Aptos" w:eastAsia="Aptos" w:hAnsi="Aptos"/>
+          <w:b w:val="0"/>
+          <w:bCs w:val="0"/>
+          <w:i w:val="0"/>
+          <w:iCs w:val="0"/>
           <w:smallCaps w:val="0"/>
           <w:strike w:val="0"/>
           <w:color w:val="000000"/>
@@ -3468,7 +3676,9 @@
         <w:rPr>
           <w:rFonts w:ascii="Aptos" w:cs="Aptos" w:eastAsia="Aptos" w:hAnsi="Aptos"/>
           <w:b w:val="0"/>
-          <w:i w:val="0"/>
+          <w:bCs w:val="0"/>
+          <w:i w:val="0"/>
+          <w:iCs w:val="0"/>
           <w:smallCaps w:val="0"/>
           <w:strike w:val="0"/>
           <w:color w:val="000000"/>
@@ -3505,22 +3715,26 @@
         <w:rPr>
           <w:rFonts w:ascii="Aptos" w:cs="Aptos" w:eastAsia="Aptos" w:hAnsi="Aptos"/>
           <w:b w:val="0"/>
-          <w:i w:val="0"/>
-          <w:smallCaps w:val="0"/>
-          <w:strike w:val="0"/>
-          <w:color w:val="000000"/>
-          <w:sz w:val="24"/>
-          <w:szCs w:val="24"/>
-          <w:u w:val="none"/>
-          <w:shd w:fill="auto" w:val="clear"/>
-          <w:vertAlign w:val="baseline"/>
-        </w:rPr>
-      </w:pPr>
-      <w:r>
-        <w:rPr>
-          <w:rFonts w:ascii="Aptos" w:cs="Aptos" w:eastAsia="Aptos" w:hAnsi="Aptos"/>
-          <w:b w:val="0"/>
-          <w:i w:val="0"/>
+          <w:bCs w:val="0"/>
+          <w:i w:val="0"/>
+          <w:iCs w:val="0"/>
+          <w:smallCaps w:val="0"/>
+          <w:strike w:val="0"/>
+          <w:color w:val="000000"/>
+          <w:sz w:val="24"/>
+          <w:szCs w:val="24"/>
+          <w:u w:val="none"/>
+          <w:shd w:fill="auto" w:val="clear"/>
+          <w:vertAlign w:val="baseline"/>
+        </w:rPr>
+      </w:pPr>
+      <w:r>
+        <w:rPr>
+          <w:rFonts w:ascii="Aptos" w:cs="Aptos" w:eastAsia="Aptos" w:hAnsi="Aptos"/>
+          <w:b w:val="0"/>
+          <w:bCs w:val="0"/>
+          <w:i w:val="0"/>
+          <w:iCs w:val="0"/>
           <w:smallCaps w:val="0"/>
           <w:strike w:val="0"/>
           <w:color w:val="000000"/>
@@ -3537,7 +3751,9 @@
         <w:rPr>
           <w:rFonts w:ascii="Aptos" w:cs="Aptos" w:eastAsia="Aptos" w:hAnsi="Aptos"/>
           <w:b w:val="0"/>
+          <w:bCs w:val="0"/>
           <w:i w:val="1"/>
+          <w:iCs w:val="1"/>
           <w:smallCaps w:val="0"/>
           <w:strike w:val="0"/>
           <w:color w:val="000000"/>
@@ -3554,7 +3770,9 @@
         <w:rPr>
           <w:rFonts w:ascii="Aptos" w:cs="Aptos" w:eastAsia="Aptos" w:hAnsi="Aptos"/>
           <w:b w:val="0"/>
-          <w:i w:val="0"/>
+          <w:bCs w:val="0"/>
+          <w:i w:val="0"/>
+          <w:iCs w:val="0"/>
           <w:smallCaps w:val="0"/>
           <w:strike w:val="0"/>
           <w:color w:val="000000"/>
@@ -3571,7 +3789,9 @@
         <w:rPr>
           <w:rFonts w:ascii="Aptos" w:cs="Aptos" w:eastAsia="Aptos" w:hAnsi="Aptos"/>
           <w:b w:val="0"/>
+          <w:bCs w:val="0"/>
           <w:i w:val="1"/>
+          <w:iCs w:val="1"/>
           <w:smallCaps w:val="0"/>
           <w:strike w:val="0"/>
           <w:color w:val="000000"/>
@@ -3588,7 +3808,9 @@
         <w:rPr>
           <w:rFonts w:ascii="Aptos" w:cs="Aptos" w:eastAsia="Aptos" w:hAnsi="Aptos"/>
           <w:b w:val="0"/>
-          <w:i w:val="0"/>
+          <w:bCs w:val="0"/>
+          <w:i w:val="0"/>
+          <w:iCs w:val="0"/>
           <w:smallCaps w:val="0"/>
           <w:strike w:val="0"/>
           <w:color w:val="000000"/>
@@ -3605,7 +3827,9 @@
         <w:rPr>
           <w:rFonts w:ascii="Aptos" w:cs="Aptos" w:eastAsia="Aptos" w:hAnsi="Aptos"/>
           <w:b w:val="0"/>
+          <w:bCs w:val="0"/>
           <w:i w:val="1"/>
+          <w:iCs w:val="1"/>
           <w:smallCaps w:val="0"/>
           <w:strike w:val="0"/>
           <w:color w:val="000000"/>
@@ -3622,7 +3846,9 @@
         <w:rPr>
           <w:rFonts w:ascii="Aptos" w:cs="Aptos" w:eastAsia="Aptos" w:hAnsi="Aptos"/>
           <w:b w:val="0"/>
-          <w:i w:val="0"/>
+          <w:bCs w:val="0"/>
+          <w:i w:val="0"/>
+          <w:iCs w:val="0"/>
           <w:smallCaps w:val="0"/>
           <w:strike w:val="0"/>
           <w:color w:val="000000"/>
@@ -3639,7 +3865,9 @@
         <w:rPr>
           <w:rFonts w:ascii="Aptos" w:cs="Aptos" w:eastAsia="Aptos" w:hAnsi="Aptos"/>
           <w:b w:val="0"/>
+          <w:bCs w:val="0"/>
           <w:i w:val="1"/>
+          <w:iCs w:val="1"/>
           <w:smallCaps w:val="0"/>
           <w:strike w:val="0"/>
           <w:color w:val="000000"/>
@@ -3656,7 +3884,9 @@
         <w:rPr>
           <w:rFonts w:ascii="Aptos" w:cs="Aptos" w:eastAsia="Aptos" w:hAnsi="Aptos"/>
           <w:b w:val="0"/>
-          <w:i w:val="0"/>
+          <w:bCs w:val="0"/>
+          <w:i w:val="0"/>
+          <w:iCs w:val="0"/>
           <w:smallCaps w:val="0"/>
           <w:strike w:val="0"/>
           <w:color w:val="000000"/>
@@ -3673,7 +3903,9 @@
         <w:rPr>
           <w:rFonts w:ascii="Aptos" w:cs="Aptos" w:eastAsia="Aptos" w:hAnsi="Aptos"/>
           <w:b w:val="0"/>
+          <w:bCs w:val="0"/>
           <w:i w:val="1"/>
+          <w:iCs w:val="1"/>
           <w:smallCaps w:val="0"/>
           <w:strike w:val="0"/>
           <w:color w:val="000000"/>
@@ -3690,7 +3922,9 @@
         <w:rPr>
           <w:rFonts w:ascii="Aptos" w:cs="Aptos" w:eastAsia="Aptos" w:hAnsi="Aptos"/>
           <w:b w:val="0"/>
-          <w:i w:val="0"/>
+          <w:bCs w:val="0"/>
+          <w:i w:val="0"/>
+          <w:iCs w:val="0"/>
           <w:smallCaps w:val="0"/>
           <w:strike w:val="0"/>
           <w:color w:val="000000"/>
@@ -3707,7 +3941,9 @@
         <w:rPr>
           <w:rFonts w:ascii="Aptos" w:cs="Aptos" w:eastAsia="Aptos" w:hAnsi="Aptos"/>
           <w:b w:val="0"/>
+          <w:bCs w:val="0"/>
           <w:i w:val="1"/>
+          <w:iCs w:val="1"/>
           <w:smallCaps w:val="0"/>
           <w:strike w:val="0"/>
           <w:color w:val="000000"/>
@@ -3724,7 +3960,9 @@
         <w:rPr>
           <w:rFonts w:ascii="Aptos" w:cs="Aptos" w:eastAsia="Aptos" w:hAnsi="Aptos"/>
           <w:b w:val="0"/>
-          <w:i w:val="0"/>
+          <w:bCs w:val="0"/>
+          <w:i w:val="0"/>
+          <w:iCs w:val="0"/>
           <w:smallCaps w:val="0"/>
           <w:strike w:val="0"/>
           <w:color w:val="000000"/>
@@ -3741,7 +3979,9 @@
         <w:rPr>
           <w:rFonts w:ascii="Aptos" w:cs="Aptos" w:eastAsia="Aptos" w:hAnsi="Aptos"/>
           <w:b w:val="0"/>
+          <w:bCs w:val="0"/>
           <w:i w:val="1"/>
+          <w:iCs w:val="1"/>
           <w:smallCaps w:val="0"/>
           <w:strike w:val="0"/>
           <w:color w:val="000000"/>
@@ -3758,7 +3998,9 @@
         <w:rPr>
           <w:rFonts w:ascii="Aptos" w:cs="Aptos" w:eastAsia="Aptos" w:hAnsi="Aptos"/>
           <w:b w:val="0"/>
-          <w:i w:val="0"/>
+          <w:bCs w:val="0"/>
+          <w:i w:val="0"/>
+          <w:iCs w:val="0"/>
           <w:smallCaps w:val="0"/>
           <w:strike w:val="0"/>
           <w:color w:val="000000"/>
@@ -3775,7 +4017,9 @@
         <w:rPr>
           <w:rFonts w:ascii="Aptos" w:cs="Aptos" w:eastAsia="Aptos" w:hAnsi="Aptos"/>
           <w:b w:val="0"/>
+          <w:bCs w:val="0"/>
           <w:i w:val="1"/>
+          <w:iCs w:val="1"/>
           <w:smallCaps w:val="0"/>
           <w:strike w:val="0"/>
           <w:color w:val="000000"/>
@@ -3792,7 +4036,9 @@
         <w:rPr>
           <w:rFonts w:ascii="Aptos" w:cs="Aptos" w:eastAsia="Aptos" w:hAnsi="Aptos"/>
           <w:b w:val="0"/>
-          <w:i w:val="0"/>
+          <w:bCs w:val="0"/>
+          <w:i w:val="0"/>
+          <w:iCs w:val="0"/>
           <w:smallCaps w:val="0"/>
           <w:strike w:val="0"/>
           <w:color w:val="000000"/>
@@ -3809,7 +4055,9 @@
         <w:rPr>
           <w:rFonts w:ascii="Aptos" w:cs="Aptos" w:eastAsia="Aptos" w:hAnsi="Aptos"/>
           <w:b w:val="0"/>
+          <w:bCs w:val="0"/>
           <w:i w:val="1"/>
+          <w:iCs w:val="1"/>
           <w:smallCaps w:val="0"/>
           <w:strike w:val="0"/>
           <w:color w:val="000000"/>
@@ -3826,7 +4074,9 @@
         <w:rPr>
           <w:rFonts w:ascii="Aptos" w:cs="Aptos" w:eastAsia="Aptos" w:hAnsi="Aptos"/>
           <w:b w:val="0"/>
-          <w:i w:val="0"/>
+          <w:bCs w:val="0"/>
+          <w:i w:val="0"/>
+          <w:iCs w:val="0"/>
           <w:smallCaps w:val="0"/>
           <w:strike w:val="0"/>
           <w:color w:val="000000"/>
@@ -3843,7 +4093,9 @@
         <w:rPr>
           <w:rFonts w:ascii="Aptos" w:cs="Aptos" w:eastAsia="Aptos" w:hAnsi="Aptos"/>
           <w:b w:val="0"/>
+          <w:bCs w:val="0"/>
           <w:i w:val="1"/>
+          <w:iCs w:val="1"/>
           <w:smallCaps w:val="0"/>
           <w:strike w:val="0"/>
           <w:color w:val="000000"/>
@@ -3860,7 +4112,9 @@
         <w:rPr>
           <w:rFonts w:ascii="Aptos" w:cs="Aptos" w:eastAsia="Aptos" w:hAnsi="Aptos"/>
           <w:b w:val="0"/>
-          <w:i w:val="0"/>
+          <w:bCs w:val="0"/>
+          <w:i w:val="0"/>
+          <w:iCs w:val="0"/>
           <w:smallCaps w:val="0"/>
           <w:strike w:val="0"/>
           <w:color w:val="000000"/>
@@ -3878,6 +4132,7 @@
       <w:pPr>
         <w:rPr>
           <w:b w:val="1"/>
+          <w:bCs w:val="1"/>
           <w:sz w:val="24"/>
           <w:szCs w:val="24"/>
         </w:rPr>
@@ -3902,6 +4157,208 @@
   <w:abstractNum w:abstractNumId="1">
     <w:lvl w:ilvl="0">
       <w:start w:val="1"/>
+      <w:numFmt w:val="decimal"/>
+      <w:lvlText w:val="%1."/>
+      <w:lvlJc w:val="left"/>
+      <w:pPr>
+        <w:ind w:left="720" w:hanging="360"/>
+      </w:pPr>
+      <w:rPr/>
+    </w:lvl>
+    <w:lvl w:ilvl="1">
+      <w:start w:val="1"/>
+      <w:numFmt w:val="lowerLetter"/>
+      <w:lvlText w:val="%2."/>
+      <w:lvlJc w:val="left"/>
+      <w:pPr>
+        <w:ind w:left="1440" w:hanging="360"/>
+      </w:pPr>
+      <w:rPr/>
+    </w:lvl>
+    <w:lvl w:ilvl="2">
+      <w:start w:val="1"/>
+      <w:numFmt w:val="lowerRoman"/>
+      <w:lvlText w:val="%3."/>
+      <w:lvlJc w:val="right"/>
+      <w:pPr>
+        <w:ind w:left="2160" w:hanging="180"/>
+      </w:pPr>
+      <w:rPr/>
+    </w:lvl>
+    <w:lvl w:ilvl="3">
+      <w:start w:val="1"/>
+      <w:numFmt w:val="decimal"/>
+      <w:lvlText w:val="%4."/>
+      <w:lvlJc w:val="left"/>
+      <w:pPr>
+        <w:ind w:left="2880" w:hanging="360"/>
+      </w:pPr>
+      <w:rPr/>
+    </w:lvl>
+    <w:lvl w:ilvl="4">
+      <w:start w:val="1"/>
+      <w:numFmt w:val="lowerLetter"/>
+      <w:lvlText w:val="%5."/>
+      <w:lvlJc w:val="left"/>
+      <w:pPr>
+        <w:ind w:left="3600" w:hanging="360"/>
+      </w:pPr>
+      <w:rPr/>
+    </w:lvl>
+    <w:lvl w:ilvl="5">
+      <w:start w:val="1"/>
+      <w:numFmt w:val="lowerRoman"/>
+      <w:lvlText w:val="%6."/>
+      <w:lvlJc w:val="right"/>
+      <w:pPr>
+        <w:ind w:left="4320" w:hanging="180"/>
+      </w:pPr>
+      <w:rPr/>
+    </w:lvl>
+    <w:lvl w:ilvl="6">
+      <w:start w:val="1"/>
+      <w:numFmt w:val="decimal"/>
+      <w:lvlText w:val="%7."/>
+      <w:lvlJc w:val="left"/>
+      <w:pPr>
+        <w:ind w:left="5040" w:hanging="360"/>
+      </w:pPr>
+      <w:rPr/>
+    </w:lvl>
+    <w:lvl w:ilvl="7">
+      <w:start w:val="1"/>
+      <w:numFmt w:val="lowerLetter"/>
+      <w:lvlText w:val="%8."/>
+      <w:lvlJc w:val="left"/>
+      <w:pPr>
+        <w:ind w:left="5760" w:hanging="360"/>
+      </w:pPr>
+      <w:rPr/>
+    </w:lvl>
+    <w:lvl w:ilvl="8">
+      <w:start w:val="1"/>
+      <w:numFmt w:val="lowerRoman"/>
+      <w:lvlText w:val="%9."/>
+      <w:lvlJc w:val="right"/>
+      <w:pPr>
+        <w:ind w:left="6480" w:hanging="180"/>
+      </w:pPr>
+      <w:rPr/>
+    </w:lvl>
+  </w:abstractNum>
+  <w:abstractNum w:abstractNumId="2">
+    <w:lvl w:ilvl="0">
+      <w:start w:val="1"/>
+      <w:numFmt w:val="bullet"/>
+      <w:lvlText w:val="●"/>
+      <w:lvlJc w:val="left"/>
+      <w:pPr>
+        <w:ind w:left="720" w:hanging="360"/>
+      </w:pPr>
+      <w:rPr>
+        <w:rFonts w:ascii="Noto Sans Symbols" w:cs="Noto Sans Symbols" w:eastAsia="Noto Sans Symbols" w:hAnsi="Noto Sans Symbols"/>
+      </w:rPr>
+    </w:lvl>
+    <w:lvl w:ilvl="1">
+      <w:start w:val="1"/>
+      <w:numFmt w:val="bullet"/>
+      <w:lvlText w:val="o"/>
+      <w:lvlJc w:val="left"/>
+      <w:pPr>
+        <w:ind w:left="1440" w:hanging="360"/>
+      </w:pPr>
+      <w:rPr>
+        <w:rFonts w:ascii="Courier New" w:cs="Courier New" w:eastAsia="Courier New" w:hAnsi="Courier New"/>
+      </w:rPr>
+    </w:lvl>
+    <w:lvl w:ilvl="2">
+      <w:start w:val="1"/>
+      <w:numFmt w:val="bullet"/>
+      <w:lvlText w:val="▪"/>
+      <w:lvlJc w:val="left"/>
+      <w:pPr>
+        <w:ind w:left="2160" w:hanging="360"/>
+      </w:pPr>
+      <w:rPr>
+        <w:rFonts w:ascii="Noto Sans Symbols" w:cs="Noto Sans Symbols" w:eastAsia="Noto Sans Symbols" w:hAnsi="Noto Sans Symbols"/>
+      </w:rPr>
+    </w:lvl>
+    <w:lvl w:ilvl="3">
+      <w:start w:val="1"/>
+      <w:numFmt w:val="bullet"/>
+      <w:lvlText w:val="●"/>
+      <w:lvlJc w:val="left"/>
+      <w:pPr>
+        <w:ind w:left="2880" w:hanging="360"/>
+      </w:pPr>
+      <w:rPr>
+        <w:rFonts w:ascii="Noto Sans Symbols" w:cs="Noto Sans Symbols" w:eastAsia="Noto Sans Symbols" w:hAnsi="Noto Sans Symbols"/>
+      </w:rPr>
+    </w:lvl>
+    <w:lvl w:ilvl="4">
+      <w:start w:val="1"/>
+      <w:numFmt w:val="bullet"/>
+      <w:lvlText w:val="o"/>
+      <w:lvlJc w:val="left"/>
+      <w:pPr>
+        <w:ind w:left="3600" w:hanging="360"/>
+      </w:pPr>
+      <w:rPr>
+        <w:rFonts w:ascii="Courier New" w:cs="Courier New" w:eastAsia="Courier New" w:hAnsi="Courier New"/>
+      </w:rPr>
+    </w:lvl>
+    <w:lvl w:ilvl="5">
+      <w:start w:val="1"/>
+      <w:numFmt w:val="bullet"/>
+      <w:lvlText w:val="▪"/>
+      <w:lvlJc w:val="left"/>
+      <w:pPr>
+        <w:ind w:left="4320" w:hanging="360"/>
+      </w:pPr>
+      <w:rPr>
+        <w:rFonts w:ascii="Noto Sans Symbols" w:cs="Noto Sans Symbols" w:eastAsia="Noto Sans Symbols" w:hAnsi="Noto Sans Symbols"/>
+      </w:rPr>
+    </w:lvl>
+    <w:lvl w:ilvl="6">
+      <w:start w:val="1"/>
+      <w:numFmt w:val="bullet"/>
+      <w:lvlText w:val="●"/>
+      <w:lvlJc w:val="left"/>
+      <w:pPr>
+        <w:ind w:left="5040" w:hanging="360"/>
+      </w:pPr>
+      <w:rPr>
+        <w:rFonts w:ascii="Noto Sans Symbols" w:cs="Noto Sans Symbols" w:eastAsia="Noto Sans Symbols" w:hAnsi="Noto Sans Symbols"/>
+      </w:rPr>
+    </w:lvl>
+    <w:lvl w:ilvl="7">
+      <w:start w:val="1"/>
+      <w:numFmt w:val="bullet"/>
+      <w:lvlText w:val="o"/>
+      <w:lvlJc w:val="left"/>
+      <w:pPr>
+        <w:ind w:left="5760" w:hanging="360"/>
+      </w:pPr>
+      <w:rPr>
+        <w:rFonts w:ascii="Courier New" w:cs="Courier New" w:eastAsia="Courier New" w:hAnsi="Courier New"/>
+      </w:rPr>
+    </w:lvl>
+    <w:lvl w:ilvl="8">
+      <w:start w:val="1"/>
+      <w:numFmt w:val="bullet"/>
+      <w:lvlText w:val="▪"/>
+      <w:lvlJc w:val="left"/>
+      <w:pPr>
+        <w:ind w:left="6480" w:hanging="360"/>
+      </w:pPr>
+      <w:rPr>
+        <w:rFonts w:ascii="Noto Sans Symbols" w:cs="Noto Sans Symbols" w:eastAsia="Noto Sans Symbols" w:hAnsi="Noto Sans Symbols"/>
+      </w:rPr>
+    </w:lvl>
+  </w:abstractNum>
+  <w:abstractNum w:abstractNumId="3">
+    <w:lvl w:ilvl="0">
+      <w:start w:val="1"/>
       <w:numFmt w:val="bullet"/>
       <w:lvlText w:val="●"/>
       <w:lvlJc w:val="left"/>
@@ -3991,208 +4448,6 @@
         <w:ind w:left="6480" w:hanging="180"/>
       </w:pPr>
       <w:rPr/>
-    </w:lvl>
-  </w:abstractNum>
-  <w:abstractNum w:abstractNumId="2">
-    <w:lvl w:ilvl="0">
-      <w:start w:val="1"/>
-      <w:numFmt w:val="decimal"/>
-      <w:lvlText w:val="%1."/>
-      <w:lvlJc w:val="left"/>
-      <w:pPr>
-        <w:ind w:left="720" w:hanging="360"/>
-      </w:pPr>
-      <w:rPr/>
-    </w:lvl>
-    <w:lvl w:ilvl="1">
-      <w:start w:val="1"/>
-      <w:numFmt w:val="lowerLetter"/>
-      <w:lvlText w:val="%2."/>
-      <w:lvlJc w:val="left"/>
-      <w:pPr>
-        <w:ind w:left="1440" w:hanging="360"/>
-      </w:pPr>
-      <w:rPr/>
-    </w:lvl>
-    <w:lvl w:ilvl="2">
-      <w:start w:val="1"/>
-      <w:numFmt w:val="lowerRoman"/>
-      <w:lvlText w:val="%3."/>
-      <w:lvlJc w:val="right"/>
-      <w:pPr>
-        <w:ind w:left="2160" w:hanging="180"/>
-      </w:pPr>
-      <w:rPr/>
-    </w:lvl>
-    <w:lvl w:ilvl="3">
-      <w:start w:val="1"/>
-      <w:numFmt w:val="decimal"/>
-      <w:lvlText w:val="%4."/>
-      <w:lvlJc w:val="left"/>
-      <w:pPr>
-        <w:ind w:left="2880" w:hanging="360"/>
-      </w:pPr>
-      <w:rPr/>
-    </w:lvl>
-    <w:lvl w:ilvl="4">
-      <w:start w:val="1"/>
-      <w:numFmt w:val="lowerLetter"/>
-      <w:lvlText w:val="%5."/>
-      <w:lvlJc w:val="left"/>
-      <w:pPr>
-        <w:ind w:left="3600" w:hanging="360"/>
-      </w:pPr>
-      <w:rPr/>
-    </w:lvl>
-    <w:lvl w:ilvl="5">
-      <w:start w:val="1"/>
-      <w:numFmt w:val="lowerRoman"/>
-      <w:lvlText w:val="%6."/>
-      <w:lvlJc w:val="right"/>
-      <w:pPr>
-        <w:ind w:left="4320" w:hanging="180"/>
-      </w:pPr>
-      <w:rPr/>
-    </w:lvl>
-    <w:lvl w:ilvl="6">
-      <w:start w:val="1"/>
-      <w:numFmt w:val="decimal"/>
-      <w:lvlText w:val="%7."/>
-      <w:lvlJc w:val="left"/>
-      <w:pPr>
-        <w:ind w:left="5040" w:hanging="360"/>
-      </w:pPr>
-      <w:rPr/>
-    </w:lvl>
-    <w:lvl w:ilvl="7">
-      <w:start w:val="1"/>
-      <w:numFmt w:val="lowerLetter"/>
-      <w:lvlText w:val="%8."/>
-      <w:lvlJc w:val="left"/>
-      <w:pPr>
-        <w:ind w:left="5760" w:hanging="360"/>
-      </w:pPr>
-      <w:rPr/>
-    </w:lvl>
-    <w:lvl w:ilvl="8">
-      <w:start w:val="1"/>
-      <w:numFmt w:val="lowerRoman"/>
-      <w:lvlText w:val="%9."/>
-      <w:lvlJc w:val="right"/>
-      <w:pPr>
-        <w:ind w:left="6480" w:hanging="180"/>
-      </w:pPr>
-      <w:rPr/>
-    </w:lvl>
-  </w:abstractNum>
-  <w:abstractNum w:abstractNumId="3">
-    <w:lvl w:ilvl="0">
-      <w:start w:val="1"/>
-      <w:numFmt w:val="bullet"/>
-      <w:lvlText w:val="●"/>
-      <w:lvlJc w:val="left"/>
-      <w:pPr>
-        <w:ind w:left="720" w:hanging="360"/>
-      </w:pPr>
-      <w:rPr>
-        <w:rFonts w:ascii="Noto Sans Symbols" w:cs="Noto Sans Symbols" w:eastAsia="Noto Sans Symbols" w:hAnsi="Noto Sans Symbols"/>
-      </w:rPr>
-    </w:lvl>
-    <w:lvl w:ilvl="1">
-      <w:start w:val="1"/>
-      <w:numFmt w:val="bullet"/>
-      <w:lvlText w:val="o"/>
-      <w:lvlJc w:val="left"/>
-      <w:pPr>
-        <w:ind w:left="1440" w:hanging="360"/>
-      </w:pPr>
-      <w:rPr>
-        <w:rFonts w:ascii="Courier New" w:cs="Courier New" w:eastAsia="Courier New" w:hAnsi="Courier New"/>
-      </w:rPr>
-    </w:lvl>
-    <w:lvl w:ilvl="2">
-      <w:start w:val="1"/>
-      <w:numFmt w:val="bullet"/>
-      <w:lvlText w:val="▪"/>
-      <w:lvlJc w:val="left"/>
-      <w:pPr>
-        <w:ind w:left="2160" w:hanging="360"/>
-      </w:pPr>
-      <w:rPr>
-        <w:rFonts w:ascii="Noto Sans Symbols" w:cs="Noto Sans Symbols" w:eastAsia="Noto Sans Symbols" w:hAnsi="Noto Sans Symbols"/>
-      </w:rPr>
-    </w:lvl>
-    <w:lvl w:ilvl="3">
-      <w:start w:val="1"/>
-      <w:numFmt w:val="bullet"/>
-      <w:lvlText w:val="●"/>
-      <w:lvlJc w:val="left"/>
-      <w:pPr>
-        <w:ind w:left="2880" w:hanging="360"/>
-      </w:pPr>
-      <w:rPr>
-        <w:rFonts w:ascii="Noto Sans Symbols" w:cs="Noto Sans Symbols" w:eastAsia="Noto Sans Symbols" w:hAnsi="Noto Sans Symbols"/>
-      </w:rPr>
-    </w:lvl>
-    <w:lvl w:ilvl="4">
-      <w:start w:val="1"/>
-      <w:numFmt w:val="bullet"/>
-      <w:lvlText w:val="o"/>
-      <w:lvlJc w:val="left"/>
-      <w:pPr>
-        <w:ind w:left="3600" w:hanging="360"/>
-      </w:pPr>
-      <w:rPr>
-        <w:rFonts w:ascii="Courier New" w:cs="Courier New" w:eastAsia="Courier New" w:hAnsi="Courier New"/>
-      </w:rPr>
-    </w:lvl>
-    <w:lvl w:ilvl="5">
-      <w:start w:val="1"/>
-      <w:numFmt w:val="bullet"/>
-      <w:lvlText w:val="▪"/>
-      <w:lvlJc w:val="left"/>
-      <w:pPr>
-        <w:ind w:left="4320" w:hanging="360"/>
-      </w:pPr>
-      <w:rPr>
-        <w:rFonts w:ascii="Noto Sans Symbols" w:cs="Noto Sans Symbols" w:eastAsia="Noto Sans Symbols" w:hAnsi="Noto Sans Symbols"/>
-      </w:rPr>
-    </w:lvl>
-    <w:lvl w:ilvl="6">
-      <w:start w:val="1"/>
-      <w:numFmt w:val="bullet"/>
-      <w:lvlText w:val="●"/>
-      <w:lvlJc w:val="left"/>
-      <w:pPr>
-        <w:ind w:left="5040" w:hanging="360"/>
-      </w:pPr>
-      <w:rPr>
-        <w:rFonts w:ascii="Noto Sans Symbols" w:cs="Noto Sans Symbols" w:eastAsia="Noto Sans Symbols" w:hAnsi="Noto Sans Symbols"/>
-      </w:rPr>
-    </w:lvl>
-    <w:lvl w:ilvl="7">
-      <w:start w:val="1"/>
-      <w:numFmt w:val="bullet"/>
-      <w:lvlText w:val="o"/>
-      <w:lvlJc w:val="left"/>
-      <w:pPr>
-        <w:ind w:left="5760" w:hanging="360"/>
-      </w:pPr>
-      <w:rPr>
-        <w:rFonts w:ascii="Courier New" w:cs="Courier New" w:eastAsia="Courier New" w:hAnsi="Courier New"/>
-      </w:rPr>
-    </w:lvl>
-    <w:lvl w:ilvl="8">
-      <w:start w:val="1"/>
-      <w:numFmt w:val="bullet"/>
-      <w:lvlText w:val="▪"/>
-      <w:lvlJc w:val="left"/>
-      <w:pPr>
-        <w:ind w:left="6480" w:hanging="360"/>
-      </w:pPr>
-      <w:rPr>
-        <w:rFonts w:ascii="Noto Sans Symbols" w:cs="Noto Sans Symbols" w:eastAsia="Noto Sans Symbols" w:hAnsi="Noto Sans Symbols"/>
-      </w:rPr>
     </w:lvl>
   </w:abstractNum>
   <w:num w:numId="1">
@@ -4224,11 +4479,19 @@
       </w:pPr>
     </w:pPrDefault>
   </w:docDefaults>
+  <w:style w:type="table" w:styleId="TableNormal" w:default="1">
+    <w:name w:val="TableNormal"/>
+    <w:tblPr>
+      <w:tblCellMar>
+        <w:top w:w="100.0" w:type="dxa"/>
+        <w:left w:w="100.0" w:type="dxa"/>
+        <w:bottom w:w="100.0" w:type="dxa"/>
+        <w:right w:w="100.0" w:type="dxa"/>
+      </w:tblCellMar>
+    </w:tblPr>
+  </w:style>
   <w:style w:type="paragraph" w:styleId="Normal" w:default="1">
     <w:name w:val="normal"/>
-  </w:style>
-  <w:style w:type="table" w:styleId="TableNormal" w:default="1">
-    <w:name w:val="Table Normal"/>
   </w:style>
   <w:style w:type="paragraph" w:styleId="Heading1">
     <w:name w:val="heading 1"/>
@@ -4288,6 +4551,7 @@
     </w:pPr>
     <w:rPr>
       <w:i w:val="1"/>
+      <w:iCs w:val="1"/>
       <w:color w:val="0f4761"/>
     </w:rPr>
   </w:style>
@@ -4315,6 +4579,7 @@
     </w:pPr>
     <w:rPr>
       <w:i w:val="1"/>
+      <w:iCs w:val="1"/>
       <w:color w:val="595959"/>
     </w:rPr>
   </w:style>
